--- a/doc/詞/宋朝/李煜/李煜-長相思·一重山.docx
+++ b/doc/詞/宋朝/李煜/李煜-長相思·一重山.docx
@@ -1,6 +1,6 @@
 
 <file path=word/document.xml><?xml version="1.0" encoding="utf-8"?>
-<w:document xmlns:wpc="http://schemas.microsoft.com/office/word/2010/wordprocessingCanvas" xmlns:cx="http://schemas.microsoft.com/office/drawing/2014/chartex" xmlns:cx1="http://schemas.microsoft.com/office/drawing/2015/9/8/chartex" xmlns:cx2="http://schemas.microsoft.com/office/drawing/2015/10/21/chartex" xmlns:cx3="http://schemas.microsoft.com/office/drawing/2016/5/9/chartex" xmlns:cx4="http://schemas.microsoft.com/office/drawing/2016/5/10/chartex" xmlns:cx5="http://schemas.microsoft.com/office/drawing/2016/5/11/chartex" xmlns:cx6="http://schemas.microsoft.com/office/drawing/2016/5/12/chartex" xmlns:cx7="http://schemas.microsoft.com/office/drawing/2016/5/13/chartex" xmlns:cx8="http://schemas.microsoft.com/office/drawing/2016/5/14/chartex" xmlns:mc="http://schemas.openxmlformats.org/markup-compatibility/2006" xmlns:aink="http://schemas.microsoft.com/office/drawing/2016/ink" xmlns:am3d="http://schemas.microsoft.com/office/drawing/2017/model3d" xmlns:o="urn:schemas-microsoft-com:office:office" xmlns:oel="http://schemas.microsoft.com/office/2019/extlst" xmlns:r="http://schemas.openxmlformats.org/officeDocument/2006/relationships" xmlns:m="http://schemas.openxmlformats.org/officeDocument/2006/math" xmlns:v="urn:schemas-microsoft-com:vml" xmlns:wp14="http://schemas.microsoft.com/office/word/2010/wordprocessingDrawing" xmlns:wp="http://schemas.openxmlformats.org/drawingml/2006/wordprocessingDrawing" xmlns:w10="urn:schemas-microsoft-com:office:word" xmlns:w="http://schemas.openxmlformats.org/wordprocessingml/2006/main" xmlns:w14="http://schemas.microsoft.com/office/word/2010/wordml" xmlns:w15="http://schemas.microsoft.com/office/word/2012/wordml" xmlns:w16cex="http://schemas.microsoft.com/office/word/2018/wordml/cex" xmlns:w16cid="http://schemas.microsoft.com/office/word/2016/wordml/cid" xmlns:w16="http://schemas.microsoft.com/office/word/2018/wordml" xmlns:w16du="http://schemas.microsoft.com/office/word/2023/wordml/word16du" xmlns:w16sdtdh="http://schemas.microsoft.com/office/word/2020/wordml/sdtdatahash" xmlns:w16se="http://schemas.microsoft.com/office/word/2015/wordml/symex" xmlns:wpg="http://schemas.microsoft.com/office/word/2010/wordprocessingGroup" xmlns:wpi="http://schemas.microsoft.com/office/word/2010/wordprocessingInk" xmlns:wne="http://schemas.microsoft.com/office/word/2006/wordml" xmlns:wps="http://schemas.microsoft.com/office/word/2010/wordprocessingShape" mc:Ignorable="w14 w15 w16se w16cid w16 w16cex w16sdtdh wp14">
+<w:document xmlns:wpc="http://schemas.microsoft.com/office/word/2010/wordprocessingCanvas" xmlns:cx="http://schemas.microsoft.com/office/drawing/2014/chartex" xmlns:cx1="http://schemas.microsoft.com/office/drawing/2015/9/8/chartex" xmlns:cx2="http://schemas.microsoft.com/office/drawing/2015/10/21/chartex" xmlns:cx3="http://schemas.microsoft.com/office/drawing/2016/5/9/chartex" xmlns:cx4="http://schemas.microsoft.com/office/drawing/2016/5/10/chartex" xmlns:cx5="http://schemas.microsoft.com/office/drawing/2016/5/11/chartex" xmlns:cx6="http://schemas.microsoft.com/office/drawing/2016/5/12/chartex" xmlns:cx7="http://schemas.microsoft.com/office/drawing/2016/5/13/chartex" xmlns:cx8="http://schemas.microsoft.com/office/drawing/2016/5/14/chartex" xmlns:mc="http://schemas.openxmlformats.org/markup-compatibility/2006" xmlns:aink="http://schemas.microsoft.com/office/drawing/2016/ink" xmlns:am3d="http://schemas.microsoft.com/office/drawing/2017/model3d" xmlns:o="urn:schemas-microsoft-com:office:office" xmlns:r="http://schemas.openxmlformats.org/officeDocument/2006/relationships" xmlns:m="http://schemas.openxmlformats.org/officeDocument/2006/math" xmlns:v="urn:schemas-microsoft-com:vml" xmlns:wp14="http://schemas.microsoft.com/office/word/2010/wordprocessingDrawing" xmlns:wp="http://schemas.openxmlformats.org/drawingml/2006/wordprocessingDrawing" xmlns:w10="urn:schemas-microsoft-com:office:word" xmlns:w="http://schemas.openxmlformats.org/wordprocessingml/2006/main" xmlns:w14="http://schemas.microsoft.com/office/word/2010/wordml" xmlns:w15="http://schemas.microsoft.com/office/word/2012/wordml" xmlns:w16cex="http://schemas.microsoft.com/office/word/2018/wordml/cex" xmlns:w16cid="http://schemas.microsoft.com/office/word/2016/wordml/cid" xmlns:w16="http://schemas.microsoft.com/office/word/2018/wordml" xmlns:w16sdtdh="http://schemas.microsoft.com/office/word/2020/wordml/sdtdatahash" xmlns:w16se="http://schemas.microsoft.com/office/word/2015/wordml/symex" xmlns:wpg="http://schemas.microsoft.com/office/word/2010/wordprocessingGroup" xmlns:wpi="http://schemas.microsoft.com/office/word/2010/wordprocessingInk" xmlns:wne="http://schemas.microsoft.com/office/word/2006/wordml" xmlns:wps="http://schemas.microsoft.com/office/word/2010/wordprocessingShape" mc:Ignorable="w14 w15 w16se w16cid w16 w16cex w16sdtdh wp14">
   <w:body>
     <w:p>
       <w:pPr>
@@ -252,217 +252,126 @@
       <w:pPr>
         <w:spacing w:after="0" w:line="440" w:lineRule="exact"/>
         <w:ind w:left="0" w:right="0" w:firstLine="0"/>
-        <w:rPr>
-          <w:szCs w:val="28"/>
-        </w:rPr>
-      </w:pPr>
-      <w:r>
-        <w:rPr>
-          <w:rFonts w:hint="eastAsia"/>
-          <w:szCs w:val="28"/>
-        </w:rPr>
-        <w:t>我站在這閣樓之上</w:t>
-      </w:r>
-      <w:r>
-        <w:rPr>
-          <w:rFonts w:hint="eastAsia"/>
-          <w:szCs w:val="28"/>
-        </w:rPr>
-        <w:t>遠</w:t>
-      </w:r>
-      <w:r>
-        <w:rPr>
-          <w:rFonts w:hint="eastAsia"/>
-          <w:szCs w:val="28"/>
-        </w:rPr>
-        <w:t>望</w:t>
-      </w:r>
-      <w:r>
-        <w:rPr>
-          <w:rFonts w:hint="eastAsia"/>
-          <w:szCs w:val="28"/>
-        </w:rPr>
-        <w:t>，</w:t>
-      </w:r>
-      <w:r>
-        <w:rPr>
-          <w:rFonts w:hint="eastAsia"/>
-          <w:b/>
-          <w:bCs/>
-          <w:szCs w:val="28"/>
-        </w:rPr>
-        <w:t>層巒疊嶂</w:t>
-      </w:r>
-      <w:r>
-        <w:rPr>
-          <w:rFonts w:hint="eastAsia"/>
-          <w:szCs w:val="28"/>
-        </w:rPr>
-        <w:t>就如同我心中的相思層層疊疊，連綿不絕</w:t>
-      </w:r>
-      <w:r>
-        <w:rPr>
-          <w:szCs w:val="28"/>
-        </w:rPr>
-        <w:t xml:space="preserve"> 。</w:t>
-      </w:r>
-      <w:r>
-        <w:rPr>
-          <w:rFonts w:hint="eastAsia"/>
-          <w:szCs w:val="28"/>
-        </w:rPr>
-        <w:t>山高天遠望不到盡頭</w:t>
-      </w:r>
-      <w:r>
-        <w:rPr>
-          <w:rFonts w:hint="eastAsia"/>
-          <w:szCs w:val="28"/>
-        </w:rPr>
-        <w:t>，</w:t>
-      </w:r>
-      <w:r>
-        <w:rPr>
-          <w:rFonts w:hint="eastAsia"/>
-          <w:szCs w:val="28"/>
-        </w:rPr>
-        <w:t>無</w:t>
-      </w:r>
-      <w:r>
-        <w:rPr>
-          <w:rFonts w:hint="eastAsia"/>
-          <w:szCs w:val="28"/>
-        </w:rPr>
-        <w:t>邊無</w:t>
-      </w:r>
-      <w:r>
-        <w:rPr>
-          <w:rFonts w:hint="eastAsia"/>
-          <w:szCs w:val="28"/>
-        </w:rPr>
-        <w:t>際的思念就像眼前的湖水一樣被煙霧封鎖</w:t>
-      </w:r>
-      <w:r>
-        <w:rPr>
-          <w:rFonts w:hint="eastAsia"/>
-          <w:szCs w:val="28"/>
-        </w:rPr>
-        <w:t>，</w:t>
-      </w:r>
-      <w:r>
-        <w:rPr>
-          <w:rFonts w:hint="eastAsia"/>
-          <w:szCs w:val="28"/>
-        </w:rPr>
-        <w:t>籠罩</w:t>
-      </w:r>
-      <w:r>
-        <w:rPr>
-          <w:rFonts w:hint="eastAsia"/>
-          <w:szCs w:val="28"/>
-        </w:rPr>
-        <w:t>著</w:t>
-      </w:r>
-      <w:r>
-        <w:rPr>
-          <w:rFonts w:hint="eastAsia"/>
-          <w:szCs w:val="28"/>
-        </w:rPr>
-        <w:t>一股</w:t>
-      </w:r>
-      <w:r>
-        <w:rPr>
-          <w:rFonts w:hint="eastAsia"/>
-          <w:b/>
-          <w:bCs/>
-          <w:szCs w:val="28"/>
-        </w:rPr>
-        <w:t>寒意</w:t>
-      </w:r>
-      <w:r>
-        <w:rPr>
-          <w:rFonts w:hint="eastAsia"/>
-          <w:szCs w:val="28"/>
-        </w:rPr>
-        <w:t>，可我的思念像火焰般的楓葉那樣</w:t>
-      </w:r>
-      <w:r>
-        <w:rPr>
-          <w:rFonts w:hint="eastAsia"/>
-          <w:szCs w:val="28"/>
-        </w:rPr>
-        <w:t>熱切</w:t>
-      </w:r>
-      <w:r>
-        <w:rPr>
-          <w:rFonts w:hint="eastAsia"/>
-          <w:szCs w:val="28"/>
-        </w:rPr>
-        <w:t>。菊花開了又落，日子一天天過去。塞北的大雁在高空振翅南飛，思念的人卻還沒有回來。</w:t>
-      </w:r>
-      <w:proofErr w:type="gramStart"/>
-      <w:r>
-        <w:rPr>
-          <w:rFonts w:hint="eastAsia"/>
-          <w:szCs w:val="28"/>
-        </w:rPr>
-        <w:t>簾外</w:t>
-      </w:r>
-      <w:r>
-        <w:rPr>
-          <w:rFonts w:hint="eastAsia"/>
-          <w:szCs w:val="28"/>
-        </w:rPr>
-        <w:t>景致</w:t>
-      </w:r>
-      <w:proofErr w:type="gramEnd"/>
-      <w:r>
-        <w:rPr>
-          <w:rFonts w:hint="eastAsia"/>
-          <w:szCs w:val="28"/>
-        </w:rPr>
-        <w:t>雖</w:t>
-      </w:r>
-      <w:r>
-        <w:rPr>
-          <w:rFonts w:hint="eastAsia"/>
-          <w:szCs w:val="28"/>
-        </w:rPr>
-        <w:t>美好</w:t>
-      </w:r>
-      <w:r>
-        <w:rPr>
-          <w:rFonts w:hint="eastAsia"/>
-          <w:szCs w:val="28"/>
-        </w:rPr>
-        <w:t>，卻</w:t>
-      </w:r>
-      <w:r>
-        <w:rPr>
-          <w:rFonts w:hint="eastAsia"/>
-          <w:szCs w:val="28"/>
-        </w:rPr>
-        <w:t>無</w:t>
-      </w:r>
-      <w:r>
-        <w:rPr>
-          <w:rFonts w:hint="eastAsia"/>
-          <w:szCs w:val="28"/>
-        </w:rPr>
-        <w:t>心</w:t>
-      </w:r>
-      <w:r>
-        <w:rPr>
-          <w:rFonts w:hint="eastAsia"/>
-          <w:szCs w:val="28"/>
-        </w:rPr>
-        <w:t>賞玩</w:t>
-      </w:r>
-      <w:r>
-        <w:rPr>
-          <w:rFonts w:hint="eastAsia"/>
-          <w:szCs w:val="28"/>
-        </w:rPr>
-        <w:t>。</w:t>
+        <w:jc w:val="both"/>
+        <w:rPr>
+          <w:spacing w:val="-6"/>
+          <w:szCs w:val="28"/>
+        </w:rPr>
+      </w:pPr>
+      <w:r>
+        <w:rPr>
+          <w:rFonts w:hint="eastAsia"/>
+          <w:spacing w:val="-6"/>
+          <w:szCs w:val="28"/>
+        </w:rPr>
+        <w:t xml:space="preserve">    </w:t>
+      </w:r>
+      <w:r>
+        <w:rPr>
+          <w:rFonts w:hint="eastAsia"/>
+          <w:spacing w:val="-6"/>
+          <w:szCs w:val="28"/>
+        </w:rPr>
+        <w:t>翻過了一重山，又是一重山。山巒無比遙遠，天空顯得格外高</w:t>
+      </w:r>
+      <w:proofErr w:type="gramStart"/>
+      <w:r>
+        <w:rPr>
+          <w:rFonts w:hint="eastAsia"/>
+          <w:spacing w:val="-6"/>
+          <w:szCs w:val="28"/>
+        </w:rPr>
+        <w:t>曠</w:t>
+      </w:r>
+      <w:proofErr w:type="gramEnd"/>
+      <w:r>
+        <w:rPr>
+          <w:rFonts w:hint="eastAsia"/>
+          <w:spacing w:val="-6"/>
+          <w:szCs w:val="28"/>
+        </w:rPr>
+        <w:t>，籠罩在水面上的輕</w:t>
+      </w:r>
+      <w:proofErr w:type="gramStart"/>
+      <w:r>
+        <w:rPr>
+          <w:rFonts w:hint="eastAsia"/>
+          <w:spacing w:val="-6"/>
+          <w:szCs w:val="28"/>
+        </w:rPr>
+        <w:t>煙帶著沁人</w:t>
+      </w:r>
+      <w:proofErr w:type="gramEnd"/>
+      <w:r>
+        <w:rPr>
+          <w:rFonts w:hint="eastAsia"/>
+          <w:spacing w:val="-6"/>
+          <w:szCs w:val="28"/>
+        </w:rPr>
+        <w:t>的寒意；這漫山遍野被相思染紅的楓葉，就像我</w:t>
+      </w:r>
+      <w:proofErr w:type="gramStart"/>
+      <w:r>
+        <w:rPr>
+          <w:rFonts w:hint="eastAsia"/>
+          <w:spacing w:val="-6"/>
+          <w:szCs w:val="28"/>
+        </w:rPr>
+        <w:t>那顆因思念</w:t>
+      </w:r>
+      <w:proofErr w:type="gramEnd"/>
+      <w:r>
+        <w:rPr>
+          <w:rFonts w:hint="eastAsia"/>
+          <w:spacing w:val="-6"/>
+          <w:szCs w:val="28"/>
+        </w:rPr>
+        <w:t>你而泣血的心。</w:t>
+      </w:r>
+    </w:p>
+    <w:p>
+      <w:pPr>
+        <w:spacing w:after="0" w:line="440" w:lineRule="exact"/>
+        <w:ind w:left="0" w:right="0" w:firstLine="0"/>
+        <w:jc w:val="both"/>
+        <w:rPr>
+          <w:spacing w:val="-6"/>
+          <w:szCs w:val="28"/>
+        </w:rPr>
+      </w:pPr>
+      <w:r>
+        <w:rPr>
+          <w:rFonts w:hint="eastAsia"/>
+          <w:spacing w:val="-6"/>
+          <w:szCs w:val="28"/>
+        </w:rPr>
+        <w:t xml:space="preserve">    </w:t>
+      </w:r>
+      <w:r>
+        <w:rPr>
+          <w:rFonts w:hint="eastAsia"/>
+          <w:spacing w:val="-6"/>
+          <w:szCs w:val="28"/>
+        </w:rPr>
+        <w:t>菊花靜靜地盛開，又默默地凋零。看著塞外的大雁成群向南高飛，而我等待的那個人卻依舊沒有歸來；隔著窗簾，只有那清風明月孤單地在窗外</w:t>
+      </w:r>
+      <w:proofErr w:type="gramStart"/>
+      <w:r>
+        <w:rPr>
+          <w:rFonts w:hint="eastAsia"/>
+          <w:spacing w:val="-6"/>
+          <w:szCs w:val="28"/>
+        </w:rPr>
+        <w:t>悠閒拂照</w:t>
+      </w:r>
+      <w:proofErr w:type="gramEnd"/>
+      <w:r>
+        <w:rPr>
+          <w:rFonts w:hint="eastAsia"/>
+          <w:spacing w:val="-6"/>
+          <w:szCs w:val="28"/>
+        </w:rPr>
+        <w:t>，顯得格外冷清。</w:t>
       </w:r>
     </w:p>
     <w:p>
@@ -490,8 +399,8 @@
           <w:ilvl w:val="0"/>
           <w:numId w:val="2"/>
         </w:numPr>
-        <w:spacing w:after="0" w:line="440" w:lineRule="exact"/>
-        <w:ind w:leftChars="0" w:left="465" w:right="0" w:hanging="482"/>
+        <w:spacing w:after="0" w:line="400" w:lineRule="exact"/>
+        <w:ind w:leftChars="0" w:left="284" w:right="0" w:hanging="301"/>
         <w:rPr>
           <w:color w:val="0F0F0F"/>
           <w:szCs w:val="28"/>
@@ -513,8 +422,8 @@
           <w:ilvl w:val="0"/>
           <w:numId w:val="2"/>
         </w:numPr>
-        <w:spacing w:after="0" w:line="440" w:lineRule="exact"/>
-        <w:ind w:leftChars="0" w:left="465" w:right="0" w:hanging="482"/>
+        <w:spacing w:after="0" w:line="400" w:lineRule="exact"/>
+        <w:ind w:leftChars="0" w:left="284" w:right="0" w:hanging="301"/>
         <w:rPr>
           <w:color w:val="0F0F0F"/>
           <w:szCs w:val="28"/>
@@ -574,7 +483,7 @@
           <w:color w:val="0F0F0F"/>
           <w:szCs w:val="28"/>
         </w:rPr>
-        <w:t>。古代詩文中常用楓葉形容秋色。丹；紅色。</w:t>
+        <w:t>。古代詩文中常用楓葉形容秋色。</w:t>
       </w:r>
     </w:p>
     <w:p>
@@ -584,8 +493,8 @@
           <w:ilvl w:val="0"/>
           <w:numId w:val="2"/>
         </w:numPr>
-        <w:spacing w:after="0" w:line="440" w:lineRule="exact"/>
-        <w:ind w:leftChars="0" w:left="465" w:right="0" w:hanging="482"/>
+        <w:spacing w:after="0" w:line="400" w:lineRule="exact"/>
+        <w:ind w:leftChars="0" w:left="284" w:right="0" w:hanging="301"/>
         <w:rPr>
           <w:color w:val="0F0F0F"/>
           <w:szCs w:val="28"/>
@@ -681,33 +590,28 @@
     <w:p>
       <w:pPr>
         <w:pStyle w:val="aa"/>
-        <w:spacing w:after="0" w:line="440" w:lineRule="exact"/>
-        <w:ind w:leftChars="0" w:left="465" w:right="0" w:firstLine="0"/>
-        <w:rPr>
-          <w:color w:val="0F0F0F"/>
-          <w:szCs w:val="28"/>
-        </w:rPr>
-      </w:pPr>
-      <w:r>
-        <w:rPr>
-          <w:rFonts w:hint="eastAsia"/>
-          <w:color w:val="0F0F0F"/>
-          <w:szCs w:val="28"/>
-        </w:rPr>
-        <w:t>鴻雁：</w:t>
-      </w:r>
-      <w:r>
-        <w:rPr>
-          <w:rFonts w:hint="eastAsia"/>
-          <w:color w:val="0F0F0F"/>
-          <w:szCs w:val="28"/>
-        </w:rPr>
-        <w:t>在</w:t>
-      </w:r>
-      <w:r>
-        <w:rPr>
-          <w:rFonts w:hint="eastAsia"/>
-          <w:color w:val="0F0F0F"/>
+        <w:spacing w:after="0" w:line="400" w:lineRule="exact"/>
+        <w:ind w:leftChars="0" w:left="284" w:right="0" w:firstLine="0"/>
+        <w:rPr>
+          <w:color w:val="0F0F0F"/>
+          <w:spacing w:val="-12"/>
+          <w:szCs w:val="28"/>
+        </w:rPr>
+      </w:pPr>
+      <w:r>
+        <w:rPr>
+          <w:rFonts w:hint="eastAsia"/>
+          <w:color w:val="0F0F0F"/>
+          <w:spacing w:val="-12"/>
+          <w:szCs w:val="28"/>
+        </w:rPr>
+        <w:t>鴻雁：在</w:t>
+      </w:r>
+      <w:r>
+        <w:rPr>
+          <w:rFonts w:hint="eastAsia"/>
+          <w:color w:val="0F0F0F"/>
+          <w:spacing w:val="-12"/>
           <w:szCs w:val="28"/>
           <w:u w:val="single"/>
         </w:rPr>
@@ -717,6 +621,7 @@
         <w:rPr>
           <w:rFonts w:hint="eastAsia"/>
           <w:color w:val="0F0F0F"/>
+          <w:spacing w:val="-12"/>
           <w:szCs w:val="28"/>
         </w:rPr>
         <w:t>、</w:t>
@@ -725,6 +630,7 @@
         <w:rPr>
           <w:rFonts w:hint="eastAsia"/>
           <w:color w:val="0F0F0F"/>
+          <w:spacing w:val="-12"/>
           <w:szCs w:val="28"/>
           <w:u w:val="single"/>
         </w:rPr>
@@ -734,6 +640,7 @@
         <w:rPr>
           <w:rFonts w:hint="eastAsia"/>
           <w:color w:val="0F0F0F"/>
+          <w:spacing w:val="-12"/>
           <w:szCs w:val="28"/>
         </w:rPr>
         <w:t>及</w:t>
@@ -742,6 +649,7 @@
         <w:rPr>
           <w:rFonts w:hint="eastAsia"/>
           <w:color w:val="0F0F0F"/>
+          <w:spacing w:val="-12"/>
           <w:szCs w:val="28"/>
           <w:u w:val="single"/>
         </w:rPr>
@@ -751,6 +659,7 @@
         <w:rPr>
           <w:rFonts w:hint="eastAsia"/>
           <w:color w:val="0F0F0F"/>
+          <w:spacing w:val="-12"/>
           <w:szCs w:val="28"/>
         </w:rPr>
         <w:t>繁殖，冬季遷移至</w:t>
@@ -759,6 +668,7 @@
         <w:rPr>
           <w:rFonts w:hint="eastAsia"/>
           <w:color w:val="0F0F0F"/>
+          <w:spacing w:val="-12"/>
           <w:szCs w:val="28"/>
           <w:u w:val="single"/>
         </w:rPr>
@@ -768,6 +678,7 @@
         <w:rPr>
           <w:rFonts w:hint="eastAsia"/>
           <w:color w:val="0F0F0F"/>
+          <w:spacing w:val="-12"/>
           <w:szCs w:val="28"/>
         </w:rPr>
         <w:t>度冬。</w:t>
@@ -775,13 +686,7 @@
       <w:r>
         <w:rPr>
           <w:color w:val="0F0F0F"/>
-          <w:szCs w:val="28"/>
-        </w:rPr>
-        <w:t xml:space="preserve"> </w:t>
-      </w:r>
-      <w:r>
-        <w:rPr>
-          <w:color w:val="0F0F0F"/>
+          <w:spacing w:val="-12"/>
           <w:szCs w:val="28"/>
           <w:u w:val="single"/>
         </w:rPr>
@@ -790,178 +695,10 @@
       <w:r>
         <w:rPr>
           <w:color w:val="0F0F0F"/>
-          <w:szCs w:val="28"/>
-        </w:rPr>
-        <w:t>零星出現於海岸濕地，包括</w:t>
-      </w:r>
-      <w:r>
-        <w:rPr>
-          <w:color w:val="0F0F0F"/>
-          <w:szCs w:val="28"/>
-          <w:u w:val="single"/>
-        </w:rPr>
-        <w:t>台北</w:t>
-      </w:r>
-      <w:r>
-        <w:rPr>
-          <w:color w:val="0F0F0F"/>
-          <w:szCs w:val="28"/>
-        </w:rPr>
-        <w:t>的</w:t>
-      </w:r>
-      <w:r>
-        <w:rPr>
-          <w:color w:val="0F0F0F"/>
-          <w:szCs w:val="28"/>
-          <w:u w:val="single"/>
-        </w:rPr>
-        <w:t>貢寮</w:t>
-      </w:r>
-      <w:r>
-        <w:rPr>
-          <w:color w:val="0F0F0F"/>
-          <w:szCs w:val="28"/>
-        </w:rPr>
-        <w:t>與</w:t>
-      </w:r>
-      <w:r>
-        <w:rPr>
-          <w:color w:val="0F0F0F"/>
-          <w:szCs w:val="28"/>
-          <w:u w:val="single"/>
-        </w:rPr>
-        <w:t>關渡</w:t>
-      </w:r>
-      <w:r>
-        <w:rPr>
-          <w:color w:val="0F0F0F"/>
-          <w:szCs w:val="28"/>
-        </w:rPr>
-        <w:t>、</w:t>
-      </w:r>
-      <w:r>
-        <w:rPr>
-          <w:color w:val="0F0F0F"/>
-          <w:szCs w:val="28"/>
-          <w:u w:val="single"/>
-        </w:rPr>
-        <w:t>宜蘭</w:t>
-      </w:r>
-      <w:r>
-        <w:rPr>
-          <w:rFonts w:hint="eastAsia"/>
-          <w:color w:val="0F0F0F"/>
-          <w:szCs w:val="28"/>
-        </w:rPr>
-        <w:t xml:space="preserve"> </w:t>
-      </w:r>
-      <w:r>
-        <w:rPr>
-          <w:color w:val="0F0F0F"/>
-          <w:szCs w:val="28"/>
-          <w:u w:val="single"/>
-        </w:rPr>
-        <w:t>蘭陽溪</w:t>
-      </w:r>
-      <w:r>
-        <w:rPr>
-          <w:color w:val="0F0F0F"/>
-          <w:szCs w:val="28"/>
-        </w:rPr>
-        <w:t>溪口、</w:t>
-      </w:r>
-      <w:r>
-        <w:rPr>
-          <w:color w:val="0F0F0F"/>
-          <w:szCs w:val="28"/>
-          <w:u w:val="single"/>
-        </w:rPr>
-        <w:t>台中</w:t>
-      </w:r>
-      <w:r>
-        <w:rPr>
-          <w:rFonts w:hint="eastAsia"/>
-          <w:color w:val="0F0F0F"/>
-          <w:szCs w:val="28"/>
-        </w:rPr>
-        <w:t xml:space="preserve"> </w:t>
-      </w:r>
-      <w:r>
-        <w:rPr>
-          <w:color w:val="0F0F0F"/>
-          <w:szCs w:val="28"/>
-          <w:u w:val="single"/>
-        </w:rPr>
-        <w:t>高美濕地</w:t>
-      </w:r>
-      <w:r>
-        <w:rPr>
-          <w:color w:val="0F0F0F"/>
-          <w:szCs w:val="28"/>
-        </w:rPr>
-        <w:t>、</w:t>
-      </w:r>
-      <w:r>
-        <w:rPr>
-          <w:color w:val="0F0F0F"/>
-          <w:szCs w:val="28"/>
-          <w:u w:val="single"/>
-        </w:rPr>
-        <w:t>桃園</w:t>
-      </w:r>
-      <w:r>
-        <w:rPr>
-          <w:rFonts w:hint="eastAsia"/>
-          <w:color w:val="0F0F0F"/>
-          <w:szCs w:val="28"/>
-        </w:rPr>
-        <w:t xml:space="preserve"> </w:t>
-      </w:r>
-      <w:r>
-        <w:rPr>
-          <w:color w:val="0F0F0F"/>
-          <w:szCs w:val="28"/>
-          <w:u w:val="single"/>
-        </w:rPr>
-        <w:t>大園</w:t>
-      </w:r>
-      <w:r>
-        <w:rPr>
-          <w:color w:val="0F0F0F"/>
-          <w:szCs w:val="28"/>
-        </w:rPr>
-        <w:t>及</w:t>
-      </w:r>
-      <w:r>
-        <w:rPr>
-          <w:color w:val="0F0F0F"/>
-          <w:szCs w:val="28"/>
-          <w:u w:val="single"/>
-        </w:rPr>
-        <w:t>澎湖</w:t>
-      </w:r>
-      <w:r>
-        <w:rPr>
-          <w:rFonts w:hint="eastAsia"/>
-          <w:color w:val="0F0F0F"/>
-          <w:szCs w:val="28"/>
-        </w:rPr>
-        <w:t xml:space="preserve"> </w:t>
-      </w:r>
-      <w:r>
-        <w:rPr>
-          <w:color w:val="0F0F0F"/>
-          <w:szCs w:val="28"/>
-          <w:u w:val="single"/>
-        </w:rPr>
-        <w:t>興仁水庫</w:t>
-      </w:r>
-      <w:r>
-        <w:rPr>
-          <w:color w:val="0F0F0F"/>
-          <w:szCs w:val="28"/>
-        </w:rPr>
-        <w:t>。</w:t>
+          <w:spacing w:val="-12"/>
+          <w:szCs w:val="28"/>
+        </w:rPr>
+        <w:t>零星出現於海岸濕地。</w:t>
       </w:r>
     </w:p>
     <w:p>
@@ -971,8 +708,8 @@
           <w:ilvl w:val="0"/>
           <w:numId w:val="2"/>
         </w:numPr>
-        <w:spacing w:after="0" w:line="440" w:lineRule="exact"/>
-        <w:ind w:leftChars="0" w:left="465" w:right="0" w:hanging="482"/>
+        <w:spacing w:after="0" w:line="400" w:lineRule="exact"/>
+        <w:ind w:leftChars="0" w:left="284" w:right="0" w:hanging="301"/>
         <w:rPr>
           <w:szCs w:val="28"/>
         </w:rPr>
@@ -1036,7 +773,29 @@
           <w:color w:val="0F0F0F"/>
           <w:szCs w:val="28"/>
         </w:rPr>
-        <w:t>，簾幕。風月：風聲月色。</w:t>
+        <w:t>，簾幕。</w:t>
+      </w:r>
+    </w:p>
+    <w:p>
+      <w:pPr>
+        <w:pStyle w:val="aa"/>
+        <w:numPr>
+          <w:ilvl w:val="0"/>
+          <w:numId w:val="2"/>
+        </w:numPr>
+        <w:spacing w:after="0" w:line="400" w:lineRule="exact"/>
+        <w:ind w:leftChars="0" w:left="284" w:right="0" w:hanging="301"/>
+        <w:rPr>
+          <w:szCs w:val="28"/>
+        </w:rPr>
+      </w:pPr>
+      <w:r>
+        <w:rPr>
+          <w:rFonts w:hint="eastAsia"/>
+          <w:color w:val="0F0F0F"/>
+          <w:szCs w:val="28"/>
+        </w:rPr>
+        <w:t>風月：風聲月色。</w:t>
       </w:r>
     </w:p>
     <w:p>
@@ -1151,7 +910,14 @@
             <w:rStyle w:val="a8"/>
             <w:szCs w:val="28"/>
           </w:rPr>
-          <w:t>花間</w:t>
+          <w:t>花</w:t>
+        </w:r>
+        <w:r>
+          <w:rPr>
+            <w:rStyle w:val="a8"/>
+            <w:szCs w:val="28"/>
+          </w:rPr>
+          <w:t>間</w:t>
         </w:r>
       </w:hyperlink>
       <w:r>
@@ -1227,8 +993,9 @@
     </w:p>
     <w:p>
       <w:pPr>
-        <w:spacing w:after="0" w:line="480" w:lineRule="exact"/>
+        <w:spacing w:after="0" w:line="420" w:lineRule="exact"/>
         <w:ind w:left="-6" w:right="0" w:hanging="11"/>
+        <w:jc w:val="both"/>
         <w:rPr>
           <w:bCs/>
           <w:szCs w:val="28"/>
@@ -1242,41 +1009,39 @@
         </w:rPr>
         <w:t xml:space="preserve">    </w:t>
       </w:r>
-      <w:proofErr w:type="gramStart"/>
-      <w:r>
-        <w:rPr>
-          <w:rFonts w:hint="eastAsia"/>
-          <w:bCs/>
-          <w:szCs w:val="28"/>
-        </w:rPr>
-        <w:t>詞寫秋怨，</w:t>
-      </w:r>
-      <w:proofErr w:type="gramEnd"/>
-      <w:r>
-        <w:rPr>
-          <w:rFonts w:hint="eastAsia"/>
-          <w:bCs/>
-          <w:szCs w:val="28"/>
-        </w:rPr>
-        <w:t>側重寫景。「一重山，兩重山」，閨中的女子思念未歸愛人，遙望遠方，視線卻被一重重的高山所阻斷，她的心中必然充滿怨恨。「</w:t>
-      </w:r>
-      <w:proofErr w:type="gramStart"/>
-      <w:r>
-        <w:rPr>
-          <w:rFonts w:hint="eastAsia"/>
-          <w:bCs/>
-          <w:szCs w:val="28"/>
-        </w:rPr>
-        <w:t>山遠天高煙水寒</w:t>
-      </w:r>
-      <w:proofErr w:type="gramEnd"/>
-      <w:r>
-        <w:rPr>
-          <w:rFonts w:hint="eastAsia"/>
-          <w:bCs/>
-          <w:szCs w:val="28"/>
-        </w:rPr>
-        <w:t>」句，寫遙望所見之景。她這一眼望去，除了高山的阻隔，還有高遠的</w:t>
+      <w:r>
+        <w:rPr>
+          <w:rFonts w:hint="eastAsia"/>
+          <w:bCs/>
+          <w:szCs w:val="28"/>
+          <w:u w:val="single"/>
+        </w:rPr>
+        <w:t>南唐</w:t>
+      </w:r>
+      <w:r>
+        <w:rPr>
+          <w:rFonts w:hint="eastAsia"/>
+          <w:bCs/>
+          <w:szCs w:val="28"/>
+        </w:rPr>
+        <w:t>後主</w:t>
+      </w:r>
+      <w:r>
+        <w:rPr>
+          <w:rFonts w:hint="eastAsia"/>
+          <w:bCs/>
+          <w:szCs w:val="28"/>
+          <w:u w:val="single"/>
+        </w:rPr>
+        <w:t>李煜</w:t>
+      </w:r>
+      <w:r>
+        <w:rPr>
+          <w:rFonts w:hint="eastAsia"/>
+          <w:bCs/>
+          <w:szCs w:val="28"/>
+        </w:rPr>
+        <w:t>的《長相思》，以極其</w:t>
       </w:r>
       <w:r>
         <w:rPr>
@@ -1284,81 +1049,55 @@
           <w:b/>
           <w:szCs w:val="28"/>
         </w:rPr>
-        <w:t>青</w:t>
-      </w:r>
-      <w:proofErr w:type="gramStart"/>
-      <w:r>
-        <w:rPr>
-          <w:rFonts w:hint="eastAsia"/>
-          <w:b/>
-          <w:szCs w:val="28"/>
-        </w:rPr>
-        <w:t>冥</w:t>
-      </w:r>
-      <w:proofErr w:type="gramEnd"/>
-      <w:r>
-        <w:rPr>
-          <w:rFonts w:hint="eastAsia"/>
-          <w:bCs/>
-          <w:szCs w:val="28"/>
-        </w:rPr>
-        <w:t>和</w:t>
-      </w:r>
-      <w:r>
-        <w:rPr>
-          <w:rFonts w:hint="eastAsia"/>
-          <w:b/>
-          <w:szCs w:val="28"/>
-        </w:rPr>
-        <w:t>迷離</w:t>
-      </w:r>
-      <w:r>
-        <w:rPr>
-          <w:rFonts w:hint="eastAsia"/>
-          <w:bCs/>
-          <w:szCs w:val="28"/>
-        </w:rPr>
-        <w:t>的煙水，它們更像</w:t>
-      </w:r>
-      <w:proofErr w:type="gramStart"/>
-      <w:r>
-        <w:rPr>
-          <w:rFonts w:hint="eastAsia"/>
-          <w:bCs/>
-          <w:szCs w:val="28"/>
-        </w:rPr>
-        <w:t>一</w:t>
-      </w:r>
-      <w:proofErr w:type="gramEnd"/>
-      <w:r>
-        <w:rPr>
-          <w:rFonts w:hint="eastAsia"/>
-          <w:bCs/>
-          <w:szCs w:val="28"/>
-        </w:rPr>
-        <w:t>層層厚厚的</w:t>
-      </w:r>
-      <w:r>
-        <w:rPr>
-          <w:rFonts w:hint="eastAsia"/>
-          <w:b/>
-          <w:szCs w:val="28"/>
-        </w:rPr>
-        <w:t>屏障</w:t>
-      </w:r>
-      <w:r>
-        <w:rPr>
-          <w:rFonts w:hint="eastAsia"/>
-          <w:bCs/>
-          <w:szCs w:val="28"/>
-        </w:rPr>
-        <w:t>，阻斷了她的希望。</w:t>
+        <w:t>洗鍊</w:t>
+      </w:r>
+      <w:r>
+        <w:rPr>
+          <w:rFonts w:hint="eastAsia"/>
+          <w:bCs/>
+          <w:szCs w:val="28"/>
+        </w:rPr>
+        <w:t>的筆觸，勾勒出一幅極具空間感與時間流動感的秋日相思圖。</w:t>
+      </w:r>
+      <w:proofErr w:type="gramStart"/>
+      <w:r>
+        <w:rPr>
+          <w:rFonts w:hint="eastAsia"/>
+          <w:bCs/>
+          <w:szCs w:val="28"/>
+        </w:rPr>
+        <w:t>全詞採用</w:t>
+      </w:r>
+      <w:proofErr w:type="gramEnd"/>
+      <w:r>
+        <w:rPr>
+          <w:rFonts w:hint="eastAsia"/>
+          <w:bCs/>
+          <w:szCs w:val="28"/>
+        </w:rPr>
+        <w:t>白描手法，將景物的轉換與主人公內心愁緒的遞進緊密結合</w:t>
+      </w:r>
+      <w:r>
+        <w:rPr>
+          <w:bCs/>
+          <w:szCs w:val="28"/>
+        </w:rPr>
+        <w:br/>
+      </w:r>
+      <w:r>
+        <w:rPr>
+          <w:rFonts w:hint="eastAsia"/>
+          <w:bCs/>
+          <w:szCs w:val="28"/>
+        </w:rPr>
+        <w:t>，堪稱閨怨詞中的經典之作。</w:t>
       </w:r>
     </w:p>
     <w:p>
       <w:pPr>
-        <w:spacing w:after="0" w:line="480" w:lineRule="exact"/>
+        <w:spacing w:after="0" w:line="420" w:lineRule="exact"/>
         <w:ind w:left="-6" w:right="0" w:hanging="11"/>
+        <w:jc w:val="both"/>
         <w:rPr>
           <w:bCs/>
           <w:szCs w:val="28"/>
@@ -1372,81 +1111,99 @@
         </w:rPr>
         <w:t xml:space="preserve">    </w:t>
       </w:r>
-      <w:r>
-        <w:rPr>
-          <w:rFonts w:hint="eastAsia"/>
-          <w:bCs/>
-          <w:szCs w:val="28"/>
-        </w:rPr>
-        <w:t>開頭幾句描繪出一幅</w:t>
-      </w:r>
-      <w:r>
-        <w:rPr>
-          <w:rFonts w:hint="eastAsia"/>
-          <w:bCs/>
-          <w:szCs w:val="28"/>
-        </w:rPr>
-        <w:t>遼闊無邊</w:t>
-      </w:r>
-      <w:r>
-        <w:rPr>
-          <w:rFonts w:hint="eastAsia"/>
-          <w:bCs/>
-          <w:szCs w:val="28"/>
-        </w:rPr>
-        <w:t>的群山秋色圖，境界極其高遠開闊。「</w:t>
-      </w:r>
-      <w:proofErr w:type="gramStart"/>
-      <w:r>
-        <w:rPr>
-          <w:rFonts w:hint="eastAsia"/>
-          <w:bCs/>
-          <w:szCs w:val="28"/>
-        </w:rPr>
-        <w:t>煙水寒</w:t>
-      </w:r>
-      <w:proofErr w:type="gramEnd"/>
-      <w:r>
-        <w:rPr>
-          <w:rFonts w:hint="eastAsia"/>
-          <w:bCs/>
-          <w:szCs w:val="28"/>
-        </w:rPr>
-        <w:t>」之「寒」字，曲折</w:t>
-      </w:r>
-      <w:r>
-        <w:rPr>
-          <w:rFonts w:hint="eastAsia"/>
-          <w:bCs/>
-          <w:szCs w:val="28"/>
-        </w:rPr>
-        <w:t>表達</w:t>
-      </w:r>
-      <w:r>
-        <w:rPr>
-          <w:rFonts w:hint="eastAsia"/>
-          <w:bCs/>
-          <w:szCs w:val="28"/>
-        </w:rPr>
-        <w:t>出</w:t>
-      </w:r>
-      <w:proofErr w:type="gramStart"/>
-      <w:r>
-        <w:rPr>
-          <w:rFonts w:hint="eastAsia"/>
-          <w:bCs/>
-          <w:szCs w:val="28"/>
-        </w:rPr>
-        <w:t>了思婦</w:t>
-      </w:r>
-      <w:proofErr w:type="gramEnd"/>
-      <w:r>
-        <w:rPr>
-          <w:rFonts w:hint="eastAsia"/>
-          <w:bCs/>
-          <w:szCs w:val="28"/>
-        </w:rPr>
-        <w:t>的心理感覺</w:t>
+      <w:proofErr w:type="gramStart"/>
+      <w:r>
+        <w:rPr>
+          <w:rFonts w:hint="eastAsia"/>
+          <w:bCs/>
+          <w:szCs w:val="28"/>
+        </w:rPr>
+        <w:t>本詞上</w:t>
+      </w:r>
+      <w:proofErr w:type="gramEnd"/>
+      <w:r>
+        <w:rPr>
+          <w:rFonts w:hint="eastAsia"/>
+          <w:bCs/>
+          <w:szCs w:val="28"/>
+        </w:rPr>
+        <w:t>片從大處著眼，透過空間的拉遠展現無邊的相思之苦。開篇「一重山，兩重山」以重疊的</w:t>
+      </w:r>
+      <w:proofErr w:type="gramStart"/>
+      <w:r>
+        <w:rPr>
+          <w:rFonts w:hint="eastAsia"/>
+          <w:bCs/>
+          <w:szCs w:val="28"/>
+        </w:rPr>
+        <w:t>山巒</w:t>
+      </w:r>
+      <w:r>
+        <w:rPr>
+          <w:rFonts w:hint="eastAsia"/>
+          <w:b/>
+          <w:szCs w:val="28"/>
+        </w:rPr>
+        <w:t>起興</w:t>
+      </w:r>
+      <w:proofErr w:type="gramEnd"/>
+      <w:r>
+        <w:rPr>
+          <w:rFonts w:hint="eastAsia"/>
+          <w:bCs/>
+          <w:szCs w:val="28"/>
+        </w:rPr>
+        <w:t>，看似平實，實則巧妙運用視覺的堆疊，層層遞進的山脈不僅拉開了空間距離，更象徵著阻隔在戀人之間那無法跨越的萬水千山。隨後「</w:t>
+      </w:r>
+      <w:proofErr w:type="gramStart"/>
+      <w:r>
+        <w:rPr>
+          <w:rFonts w:hint="eastAsia"/>
+          <w:bCs/>
+          <w:szCs w:val="28"/>
+        </w:rPr>
+        <w:t>山遠天高煙水寒</w:t>
+      </w:r>
+      <w:proofErr w:type="gramEnd"/>
+      <w:r>
+        <w:rPr>
+          <w:rFonts w:hint="eastAsia"/>
+          <w:bCs/>
+          <w:szCs w:val="28"/>
+        </w:rPr>
+        <w:t>」將視野由近及遠、由下而上延伸，遠山、高天與輕煙，連用五個意象鋪陳出</w:t>
+      </w:r>
+      <w:r>
+        <w:rPr>
+          <w:rFonts w:hint="eastAsia"/>
+          <w:b/>
+          <w:szCs w:val="28"/>
+        </w:rPr>
+        <w:t>廣袤</w:t>
+      </w:r>
+      <w:r>
+        <w:rPr>
+          <w:rFonts w:hint="eastAsia"/>
+          <w:bCs/>
+          <w:szCs w:val="28"/>
+        </w:rPr>
+        <w:t>且冷清的背景，將讀者帶入悲涼的秋意中。就在這滿片蒼茫中，詞人突然</w:t>
+      </w:r>
+      <w:r>
+        <w:rPr>
+          <w:rFonts w:hint="eastAsia"/>
+          <w:b/>
+          <w:szCs w:val="28"/>
+        </w:rPr>
+        <w:t>點染</w:t>
+      </w:r>
+      <w:r>
+        <w:rPr>
+          <w:rFonts w:hint="eastAsia"/>
+          <w:bCs/>
+          <w:szCs w:val="28"/>
+        </w:rPr>
+        <w:t>出一抹亮麗的紅色</w:t>
       </w:r>
       <w:r>
         <w:rPr>
@@ -1462,174 +1219,222 @@
           <w:bCs/>
           <w:szCs w:val="28"/>
         </w:rPr>
-        <w:t>淒涼。望而不見，自然心情低落，滋生了寒意。緊接著一句「相思楓葉丹」，點明了主旨，也為畫面增添了一絲暖色調。正是秋季，楓葉如火一般紅，</w:t>
-      </w:r>
-      <w:r>
-        <w:rPr>
-          <w:rFonts w:hint="eastAsia"/>
-          <w:b/>
-          <w:szCs w:val="28"/>
-        </w:rPr>
-        <w:t>灼灼</w:t>
-      </w:r>
-      <w:r>
-        <w:rPr>
-          <w:rFonts w:hint="eastAsia"/>
-          <w:bCs/>
-          <w:szCs w:val="28"/>
-        </w:rPr>
-        <w:t>耀眼。她也意識到，自己的相思之情更加強烈，</w:t>
-      </w:r>
-      <w:proofErr w:type="gramStart"/>
-      <w:r>
-        <w:rPr>
-          <w:rFonts w:hint="eastAsia"/>
-          <w:bCs/>
-          <w:szCs w:val="28"/>
-        </w:rPr>
-        <w:t>像火一樣</w:t>
-      </w:r>
-      <w:proofErr w:type="gramEnd"/>
-      <w:r>
-        <w:rPr>
-          <w:rFonts w:hint="eastAsia"/>
-          <w:bCs/>
-          <w:szCs w:val="28"/>
-        </w:rPr>
-        <w:t>不</w:t>
-      </w:r>
-      <w:r>
-        <w:rPr>
-          <w:rFonts w:hint="eastAsia"/>
-          <w:bCs/>
-          <w:szCs w:val="28"/>
-        </w:rPr>
-        <w:lastRenderedPageBreak/>
-        <w:t>可</w:t>
-      </w:r>
-      <w:r>
-        <w:rPr>
-          <w:rFonts w:hint="eastAsia"/>
-          <w:b/>
-          <w:szCs w:val="28"/>
-        </w:rPr>
-        <w:t>遏制</w:t>
-      </w:r>
-      <w:r>
-        <w:rPr>
-          <w:rFonts w:hint="eastAsia"/>
-          <w:bCs/>
-          <w:szCs w:val="28"/>
-        </w:rPr>
-        <w:t>。「</w:t>
-      </w:r>
-      <w:proofErr w:type="gramStart"/>
-      <w:r>
-        <w:rPr>
-          <w:rFonts w:hint="eastAsia"/>
-          <w:bCs/>
-          <w:szCs w:val="28"/>
-        </w:rPr>
-        <w:t>煙水寒</w:t>
-      </w:r>
-      <w:proofErr w:type="gramEnd"/>
-      <w:r>
-        <w:rPr>
-          <w:rFonts w:hint="eastAsia"/>
-          <w:bCs/>
-          <w:szCs w:val="28"/>
-        </w:rPr>
-        <w:t>」與「楓葉丹」，</w:t>
-      </w:r>
-      <w:proofErr w:type="gramStart"/>
-      <w:r>
-        <w:rPr>
-          <w:rFonts w:hint="eastAsia"/>
-          <w:bCs/>
-          <w:szCs w:val="28"/>
-        </w:rPr>
-        <w:t>一</w:t>
-      </w:r>
-      <w:proofErr w:type="gramEnd"/>
-      <w:r>
-        <w:rPr>
-          <w:rFonts w:hint="eastAsia"/>
-          <w:bCs/>
-          <w:szCs w:val="28"/>
-        </w:rPr>
-        <w:t>冷一暖，</w:t>
-      </w:r>
-      <w:proofErr w:type="gramStart"/>
-      <w:r>
-        <w:rPr>
-          <w:rFonts w:hint="eastAsia"/>
-          <w:bCs/>
-          <w:szCs w:val="28"/>
-        </w:rPr>
-        <w:t>一</w:t>
-      </w:r>
-      <w:proofErr w:type="gramEnd"/>
-      <w:r>
-        <w:rPr>
-          <w:rFonts w:hint="eastAsia"/>
-          <w:bCs/>
-          <w:szCs w:val="28"/>
-        </w:rPr>
-        <w:t>灰暗</w:t>
-      </w:r>
-      <w:proofErr w:type="gramStart"/>
-      <w:r>
-        <w:rPr>
-          <w:rFonts w:hint="eastAsia"/>
-          <w:bCs/>
-          <w:szCs w:val="28"/>
-        </w:rPr>
-        <w:t>一</w:t>
-      </w:r>
-      <w:proofErr w:type="gramEnd"/>
-      <w:r>
-        <w:rPr>
-          <w:rFonts w:hint="eastAsia"/>
-          <w:bCs/>
-          <w:szCs w:val="28"/>
-        </w:rPr>
-        <w:t>明麗，</w:t>
-      </w:r>
-      <w:proofErr w:type="gramStart"/>
-      <w:r>
-        <w:rPr>
-          <w:rFonts w:hint="eastAsia"/>
-          <w:bCs/>
-          <w:szCs w:val="28"/>
-        </w:rPr>
-        <w:t>既刻</w:t>
-      </w:r>
-      <w:proofErr w:type="gramEnd"/>
-      <w:r>
-        <w:rPr>
-          <w:rFonts w:hint="eastAsia"/>
-          <w:bCs/>
-          <w:szCs w:val="28"/>
-        </w:rPr>
-        <w:t>畫出秋季的特色，又準確地傳達出女子內心的變化。</w:t>
+        <w:t>「相思楓葉丹」，這如火的紅楓不僅是季節的點綴，更是情感的具</w:t>
+      </w:r>
+      <w:proofErr w:type="gramStart"/>
+      <w:r>
+        <w:rPr>
+          <w:rFonts w:hint="eastAsia"/>
+          <w:bCs/>
+          <w:szCs w:val="28"/>
+        </w:rPr>
+        <w:t>象</w:t>
+      </w:r>
+      <w:proofErr w:type="gramEnd"/>
+      <w:r>
+        <w:rPr>
+          <w:rFonts w:hint="eastAsia"/>
+          <w:bCs/>
+          <w:szCs w:val="28"/>
+        </w:rPr>
+        <w:t>化，是以冷色調背景襯托暖色調意象，使被相思煎熬而泣血的內心躍然紙上。</w:t>
       </w:r>
     </w:p>
     <w:p>
       <w:pPr>
-        <w:spacing w:after="0" w:line="480" w:lineRule="exact"/>
+        <w:spacing w:after="0" w:line="420" w:lineRule="exact"/>
         <w:ind w:left="-6" w:right="0" w:hanging="11"/>
-        <w:rPr>
-          <w:bCs/>
-          <w:szCs w:val="28"/>
-        </w:rPr>
-      </w:pPr>
+        <w:jc w:val="both"/>
+        <w:rPr>
+          <w:bCs/>
+          <w:szCs w:val="28"/>
+        </w:rPr>
+      </w:pPr>
+      <w:r>
+        <w:rPr>
+          <w:rFonts w:hint="eastAsia"/>
+          <w:bCs/>
+          <w:szCs w:val="28"/>
+        </w:rPr>
+        <w:t xml:space="preserve">    </w:t>
+      </w:r>
+      <w:r>
+        <w:rPr>
+          <w:rFonts w:hint="eastAsia"/>
+          <w:bCs/>
+          <w:szCs w:val="28"/>
+        </w:rPr>
+        <w:t>下片則轉向微觀的時間流逝與室內的靜態描寫，深化情感的無奈。「菊花開，菊花殘」六個字</w:t>
+      </w:r>
+      <w:proofErr w:type="gramStart"/>
+      <w:r>
+        <w:rPr>
+          <w:rFonts w:hint="eastAsia"/>
+          <w:bCs/>
+          <w:szCs w:val="28"/>
+        </w:rPr>
+        <w:t>極其</w:t>
+      </w:r>
+      <w:proofErr w:type="gramEnd"/>
+      <w:r>
+        <w:rPr>
+          <w:rFonts w:hint="eastAsia"/>
+          <w:b/>
+          <w:szCs w:val="28"/>
+        </w:rPr>
+        <w:t>凝練</w:t>
+      </w:r>
+      <w:r>
+        <w:rPr>
+          <w:rFonts w:hint="eastAsia"/>
+          <w:bCs/>
+          <w:szCs w:val="28"/>
+        </w:rPr>
+        <w:t>地概括了時間的推移，從花開到花落的漫長等待，象徵著相思被不斷拉長。緊接著「</w:t>
+      </w:r>
+      <w:proofErr w:type="gramStart"/>
+      <w:r>
+        <w:rPr>
+          <w:rFonts w:hint="eastAsia"/>
+          <w:bCs/>
+          <w:szCs w:val="28"/>
+        </w:rPr>
+        <w:t>塞雁高</w:t>
+      </w:r>
+      <w:proofErr w:type="gramEnd"/>
+      <w:r>
+        <w:rPr>
+          <w:rFonts w:hint="eastAsia"/>
+          <w:bCs/>
+          <w:szCs w:val="28"/>
+        </w:rPr>
+        <w:t>飛人未還」，描繪鴻雁向南傳遞季節訊號，遠方的行人卻依舊音訊</w:t>
+      </w:r>
+      <w:r>
+        <w:rPr>
+          <w:rFonts w:hint="eastAsia"/>
+          <w:bCs/>
+          <w:szCs w:val="28"/>
+        </w:rPr>
+        <w:lastRenderedPageBreak/>
+        <w:t>全無，大雁的「歸」</w:t>
+      </w:r>
+      <w:r>
+        <w:rPr>
+          <w:rFonts w:hint="eastAsia"/>
+          <w:b/>
+          <w:szCs w:val="28"/>
+        </w:rPr>
+        <w:t>反襯</w:t>
+      </w:r>
+      <w:r>
+        <w:rPr>
+          <w:rFonts w:hint="eastAsia"/>
+          <w:bCs/>
+          <w:szCs w:val="28"/>
+        </w:rPr>
+        <w:t>了人的「未還」，加深了閨中人的失落。</w:t>
+      </w:r>
+      <w:proofErr w:type="gramStart"/>
+      <w:r>
+        <w:rPr>
+          <w:rFonts w:hint="eastAsia"/>
+          <w:bCs/>
+          <w:szCs w:val="28"/>
+        </w:rPr>
+        <w:t>結句</w:t>
+      </w:r>
+      <w:proofErr w:type="gramEnd"/>
+      <w:r>
+        <w:rPr>
+          <w:rFonts w:hint="eastAsia"/>
+          <w:bCs/>
+          <w:szCs w:val="28"/>
+        </w:rPr>
+        <w:t>「</w:t>
+      </w:r>
+      <w:proofErr w:type="gramStart"/>
+      <w:r>
+        <w:rPr>
+          <w:rFonts w:hint="eastAsia"/>
+          <w:bCs/>
+          <w:szCs w:val="28"/>
+        </w:rPr>
+        <w:t>一</w:t>
+      </w:r>
+      <w:proofErr w:type="gramEnd"/>
+      <w:r>
+        <w:rPr>
+          <w:rFonts w:hint="eastAsia"/>
+          <w:bCs/>
+          <w:szCs w:val="28"/>
+        </w:rPr>
+        <w:t>簾風月</w:t>
+      </w:r>
+      <w:proofErr w:type="gramStart"/>
+      <w:r>
+        <w:rPr>
+          <w:rFonts w:hint="eastAsia"/>
+          <w:bCs/>
+          <w:szCs w:val="28"/>
+        </w:rPr>
+        <w:t>閒</w:t>
+      </w:r>
+      <w:proofErr w:type="gramEnd"/>
+      <w:r>
+        <w:rPr>
+          <w:rFonts w:hint="eastAsia"/>
+          <w:bCs/>
+          <w:szCs w:val="28"/>
+        </w:rPr>
+        <w:t>」將鏡頭拉回室內，窗外美好的風花雪月本該共賞，如今卻在孤獨中顯得無比「</w:t>
+      </w:r>
+      <w:proofErr w:type="gramStart"/>
+      <w:r>
+        <w:rPr>
+          <w:rFonts w:hint="eastAsia"/>
+          <w:bCs/>
+          <w:szCs w:val="28"/>
+        </w:rPr>
+        <w:t>閒</w:t>
+      </w:r>
+      <w:proofErr w:type="gramEnd"/>
+      <w:r>
+        <w:rPr>
+          <w:rFonts w:hint="eastAsia"/>
+          <w:bCs/>
+          <w:szCs w:val="28"/>
+        </w:rPr>
+        <w:t>」適，這個「</w:t>
+      </w:r>
+      <w:proofErr w:type="gramStart"/>
+      <w:r>
+        <w:rPr>
+          <w:rFonts w:hint="eastAsia"/>
+          <w:bCs/>
+          <w:szCs w:val="28"/>
+        </w:rPr>
+        <w:t>閒</w:t>
+      </w:r>
+      <w:proofErr w:type="gramEnd"/>
+      <w:r>
+        <w:rPr>
+          <w:rFonts w:hint="eastAsia"/>
+          <w:bCs/>
+          <w:szCs w:val="28"/>
+        </w:rPr>
+        <w:t>」字正是精妙的反襯，外在景物越是閒適美好，越顯得女主角內心是多麼的冷清與寂寞。</w:t>
+      </w:r>
     </w:p>
     <w:p>
       <w:pPr>
-        <w:spacing w:after="0" w:line="480" w:lineRule="exact"/>
+        <w:spacing w:after="0" w:line="420" w:lineRule="exact"/>
         <w:ind w:left="-6" w:right="0" w:hanging="11"/>
-        <w:rPr>
-          <w:bCs/>
+        <w:jc w:val="both"/>
+        <w:rPr>
+          <w:rFonts w:hint="eastAsia"/>
+          <w:bCs/>
+          <w:spacing w:val="-6"/>
           <w:szCs w:val="28"/>
         </w:rPr>
       </w:pPr>
@@ -1648,106 +1453,120 @@
           <w:bCs/>
           <w:szCs w:val="28"/>
         </w:rPr>
-        <w:t>下片承</w:t>
-      </w:r>
-      <w:proofErr w:type="gramEnd"/>
-      <w:r>
-        <w:rPr>
-          <w:rFonts w:hint="eastAsia"/>
-          <w:bCs/>
-          <w:szCs w:val="28"/>
-        </w:rPr>
-        <w:t>「相思」而來，寫景傳情。「菊花開，菊花殘」句，通過相同的句式，加以「開」、「殘」的變化，體現出時光流逝之迅速，暗示</w:t>
-      </w:r>
-      <w:proofErr w:type="gramStart"/>
-      <w:r>
-        <w:rPr>
-          <w:rFonts w:hint="eastAsia"/>
-          <w:bCs/>
-          <w:szCs w:val="28"/>
-        </w:rPr>
-        <w:t>出思婦的</w:t>
-      </w:r>
-      <w:proofErr w:type="gramEnd"/>
-      <w:r>
-        <w:rPr>
-          <w:rFonts w:hint="eastAsia"/>
-          <w:bCs/>
-          <w:szCs w:val="28"/>
-        </w:rPr>
-        <w:t>相思之久。接著，作者又引入了「大雁」的意象，言「</w:t>
-      </w:r>
-      <w:proofErr w:type="gramStart"/>
-      <w:r>
-        <w:rPr>
-          <w:rFonts w:hint="eastAsia"/>
-          <w:bCs/>
-          <w:szCs w:val="28"/>
-        </w:rPr>
-        <w:t>塞雁高</w:t>
-      </w:r>
-      <w:proofErr w:type="gramEnd"/>
-      <w:r>
-        <w:rPr>
-          <w:rFonts w:hint="eastAsia"/>
-          <w:bCs/>
-          <w:szCs w:val="28"/>
-        </w:rPr>
-        <w:t>飛人未還」，進一步反襯出</w:t>
-      </w:r>
-      <w:proofErr w:type="gramStart"/>
-      <w:r>
-        <w:rPr>
-          <w:rFonts w:hint="eastAsia"/>
-          <w:bCs/>
-          <w:szCs w:val="28"/>
-        </w:rPr>
-        <w:t>思婦的悽</w:t>
-      </w:r>
-      <w:proofErr w:type="gramEnd"/>
-      <w:r>
-        <w:rPr>
-          <w:rFonts w:hint="eastAsia"/>
-          <w:bCs/>
-          <w:szCs w:val="28"/>
-        </w:rPr>
-        <w:t>苦。末句「</w:t>
-      </w:r>
-      <w:proofErr w:type="gramStart"/>
-      <w:r>
-        <w:rPr>
-          <w:rFonts w:hint="eastAsia"/>
-          <w:bCs/>
-          <w:szCs w:val="28"/>
-        </w:rPr>
-        <w:t>一</w:t>
-      </w:r>
-      <w:proofErr w:type="gramEnd"/>
-      <w:r>
-        <w:rPr>
-          <w:rFonts w:hint="eastAsia"/>
-          <w:bCs/>
-          <w:szCs w:val="28"/>
-        </w:rPr>
-        <w:t>簾風月</w:t>
-      </w:r>
-      <w:proofErr w:type="gramStart"/>
-      <w:r>
-        <w:rPr>
-          <w:rFonts w:hint="eastAsia"/>
-          <w:bCs/>
-          <w:szCs w:val="28"/>
-        </w:rPr>
-        <w:t>閒</w:t>
-      </w:r>
-      <w:proofErr w:type="gramEnd"/>
-      <w:r>
-        <w:rPr>
-          <w:rFonts w:hint="eastAsia"/>
-          <w:bCs/>
-          <w:szCs w:val="28"/>
-        </w:rPr>
-        <w:t>」意境</w:t>
+        <w:t>縱觀全詞</w:t>
+      </w:r>
+      <w:proofErr w:type="gramEnd"/>
+      <w:r>
+        <w:rPr>
+          <w:rFonts w:hint="eastAsia"/>
+          <w:bCs/>
+          <w:szCs w:val="28"/>
+        </w:rPr>
+        <w:t>，</w:t>
+      </w:r>
+      <w:r>
+        <w:rPr>
+          <w:rFonts w:hint="eastAsia"/>
+          <w:bCs/>
+          <w:szCs w:val="28"/>
+          <w:u w:val="single"/>
+        </w:rPr>
+        <w:t>李煜</w:t>
+      </w:r>
+      <w:r>
+        <w:rPr>
+          <w:rFonts w:hint="eastAsia"/>
+          <w:bCs/>
+          <w:szCs w:val="28"/>
+        </w:rPr>
+        <w:t>不著一個「悲」字，卻處處洋溢</w:t>
+      </w:r>
+      <w:proofErr w:type="gramStart"/>
+      <w:r>
+        <w:rPr>
+          <w:rFonts w:hint="eastAsia"/>
+          <w:bCs/>
+          <w:szCs w:val="28"/>
+        </w:rPr>
+        <w:t>著悲情</w:t>
+      </w:r>
+      <w:proofErr w:type="gramEnd"/>
+      <w:r>
+        <w:rPr>
+          <w:rFonts w:hint="eastAsia"/>
+          <w:bCs/>
+          <w:szCs w:val="28"/>
+        </w:rPr>
+        <w:t>。</w:t>
+      </w:r>
+      <w:proofErr w:type="gramStart"/>
+      <w:r>
+        <w:rPr>
+          <w:rFonts w:hint="eastAsia"/>
+          <w:bCs/>
+          <w:szCs w:val="28"/>
+        </w:rPr>
+        <w:t>全詞透過</w:t>
+      </w:r>
+      <w:proofErr w:type="gramEnd"/>
+      <w:r>
+        <w:rPr>
+          <w:rFonts w:hint="eastAsia"/>
+          <w:bCs/>
+          <w:szCs w:val="28"/>
+        </w:rPr>
+        <w:t>「重山」、「寒水」</w:t>
+      </w:r>
+      <w:r>
+        <w:rPr>
+          <w:bCs/>
+          <w:szCs w:val="28"/>
+        </w:rPr>
+        <w:br/>
+      </w:r>
+      <w:r>
+        <w:rPr>
+          <w:rFonts w:hint="eastAsia"/>
+          <w:bCs/>
+          <w:szCs w:val="28"/>
+        </w:rPr>
+        <w:t>、「丹楓」、「</w:t>
+      </w:r>
+      <w:proofErr w:type="gramStart"/>
+      <w:r>
+        <w:rPr>
+          <w:rFonts w:hint="eastAsia"/>
+          <w:bCs/>
+          <w:szCs w:val="28"/>
+        </w:rPr>
+        <w:t>殘菊</w:t>
+      </w:r>
+      <w:proofErr w:type="gramEnd"/>
+      <w:r>
+        <w:rPr>
+          <w:rFonts w:hint="eastAsia"/>
+          <w:bCs/>
+          <w:szCs w:val="28"/>
+        </w:rPr>
+        <w:t>」、「</w:t>
+      </w:r>
+      <w:proofErr w:type="gramStart"/>
+      <w:r>
+        <w:rPr>
+          <w:rFonts w:hint="eastAsia"/>
+          <w:bCs/>
+          <w:szCs w:val="28"/>
+        </w:rPr>
+        <w:t>歸雁</w:t>
+      </w:r>
+      <w:proofErr w:type="gramEnd"/>
+      <w:r>
+        <w:rPr>
+          <w:rFonts w:hint="eastAsia"/>
+          <w:bCs/>
+          <w:szCs w:val="28"/>
+        </w:rPr>
+        <w:t>」與「風月」等意象的完美組合，由遠及近，由外而內，成功將空間的遼闊與時間的漫長轉化為無盡的相思。結構上</w:t>
       </w:r>
       <w:r>
         <w:rPr>
@@ -1755,33 +1574,15 @@
           <w:b/>
           <w:szCs w:val="28"/>
         </w:rPr>
-        <w:t>空靈幽美</w:t>
-      </w:r>
-      <w:r>
-        <w:rPr>
-          <w:rFonts w:hint="eastAsia"/>
-          <w:bCs/>
-          <w:szCs w:val="28"/>
-        </w:rPr>
-        <w:t>，</w:t>
-      </w:r>
-      <w:proofErr w:type="gramStart"/>
-      <w:r>
-        <w:rPr>
-          <w:rFonts w:hint="eastAsia"/>
-          <w:bCs/>
-          <w:szCs w:val="28"/>
-        </w:rPr>
-        <w:t>既寫外界</w:t>
-      </w:r>
-      <w:proofErr w:type="gramEnd"/>
-      <w:r>
-        <w:rPr>
-          <w:rFonts w:hint="eastAsia"/>
-          <w:bCs/>
-          <w:szCs w:val="28"/>
-        </w:rPr>
-        <w:t>環境，又是女子</w:t>
+        <w:t>對仗工整</w:t>
+      </w:r>
+      <w:r>
+        <w:rPr>
+          <w:rFonts w:hint="eastAsia"/>
+          <w:bCs/>
+          <w:szCs w:val="28"/>
+        </w:rPr>
+        <w:t>，疊字與</w:t>
       </w:r>
       <w:r>
         <w:rPr>
@@ -1789,15 +1590,15 @@
           <w:b/>
           <w:szCs w:val="28"/>
         </w:rPr>
-        <w:t>百無聊賴</w:t>
-      </w:r>
-      <w:r>
-        <w:rPr>
-          <w:rFonts w:hint="eastAsia"/>
-          <w:bCs/>
-          <w:szCs w:val="28"/>
-        </w:rPr>
-        <w:t>、心灰意懶心境的寫照。愛人不在身邊，即使有良辰美景，又有何用，不過是</w:t>
+        <w:t>排比</w:t>
+      </w:r>
+      <w:r>
+        <w:rPr>
+          <w:rFonts w:hint="eastAsia"/>
+          <w:bCs/>
+          <w:szCs w:val="28"/>
+        </w:rPr>
+        <w:t>的運用使音韻流暢，詞人以</w:t>
       </w:r>
       <w:r>
         <w:rPr>
@@ -1805,61 +1606,33 @@
           <w:b/>
           <w:szCs w:val="28"/>
         </w:rPr>
-        <w:t>形同虛設</w:t>
-      </w:r>
-      <w:r>
-        <w:rPr>
-          <w:rFonts w:hint="eastAsia"/>
-          <w:bCs/>
-          <w:szCs w:val="28"/>
-        </w:rPr>
-        <w:t>罷了。</w:t>
-      </w:r>
-    </w:p>
-    <w:p>
-      <w:pPr>
-        <w:spacing w:after="0" w:line="480" w:lineRule="exact"/>
-        <w:ind w:left="-6" w:right="0" w:hanging="11"/>
-        <w:rPr>
-          <w:bCs/>
-          <w:spacing w:val="-6"/>
-          <w:szCs w:val="28"/>
-        </w:rPr>
-      </w:pPr>
-      <w:r>
-        <w:rPr>
-          <w:rFonts w:hint="eastAsia"/>
-        </w:rPr>
-        <w:t xml:space="preserve"> </w:t>
-      </w:r>
-      <w:r>
-        <w:rPr>
-          <w:rFonts w:hint="eastAsia"/>
-        </w:rPr>
-        <w:t>(資料來源：</w:t>
-      </w:r>
-      <w:hyperlink r:id="rId9" w:history="1">
-        <w:r>
-          <w:rPr>
-            <w:rStyle w:val="a8"/>
-          </w:rPr>
-          <w:t>https://kknews.cc/culture/vekbarq.html</w:t>
-        </w:r>
-      </w:hyperlink>
-      <w:hyperlink r:id="rId10" w:history="1"/>
-      <w:hyperlink r:id="rId11" w:history="1"/>
-      <w:hyperlink r:id="rId12" w:history="1"/>
-      <w:hyperlink r:id="rId13" w:history="1"/>
-      <w:hyperlink r:id="rId14" w:history="1"/>
-      <w:hyperlink r:id="rId15" w:history="1"/>
-      <w:r>
-        <w:rPr>
-          <w:rFonts w:hint="eastAsia"/>
-          <w:bCs/>
-          <w:spacing w:val="-6"/>
-          <w:szCs w:val="28"/>
-        </w:rPr>
-        <w:t>)</w:t>
+        <w:t>淡雅</w:t>
+      </w:r>
+      <w:r>
+        <w:rPr>
+          <w:rFonts w:hint="eastAsia"/>
+          <w:bCs/>
+          <w:szCs w:val="28"/>
+        </w:rPr>
+        <w:t>的語言承載了極其濃郁深</w:t>
+      </w:r>
+      <w:proofErr w:type="gramStart"/>
+      <w:r>
+        <w:rPr>
+          <w:rFonts w:hint="eastAsia"/>
+          <w:bCs/>
+          <w:szCs w:val="28"/>
+        </w:rPr>
+        <w:t>沉</w:t>
+      </w:r>
+      <w:proofErr w:type="gramEnd"/>
+      <w:r>
+        <w:rPr>
+          <w:rFonts w:hint="eastAsia"/>
+          <w:bCs/>
+          <w:szCs w:val="28"/>
+        </w:rPr>
+        <w:t>的情感，將空間的綿延與時間的流逝定格在孤獨的畫面中，文字洗鍊且餘味無窮。</w:t>
       </w:r>
     </w:p>
     <w:p>
@@ -1890,19 +1663,29 @@
           <w:ilvl w:val="0"/>
           <w:numId w:val="3"/>
         </w:numPr>
-        <w:spacing w:after="0" w:line="420" w:lineRule="exact"/>
-        <w:ind w:leftChars="0" w:right="0"/>
-        <w:rPr>
-          <w:szCs w:val="28"/>
-        </w:rPr>
-      </w:pPr>
-      <w:r>
-        <w:rPr>
-          <w:rFonts w:hint="eastAsia"/>
-          <w:szCs w:val="28"/>
-        </w:rPr>
-        <w:t>層巒疊嶂</w:t>
-      </w:r>
+        <w:spacing w:after="0" w:line="400" w:lineRule="exact"/>
+        <w:ind w:leftChars="0" w:left="284" w:right="0" w:hanging="284"/>
+        <w:jc w:val="both"/>
+        <w:rPr>
+          <w:szCs w:val="28"/>
+        </w:rPr>
+      </w:pPr>
+      <w:r>
+        <w:rPr>
+          <w:rFonts w:hint="eastAsia"/>
+          <w:szCs w:val="28"/>
+        </w:rPr>
+        <w:t>綺麗柔</w:t>
+      </w:r>
+      <w:proofErr w:type="gramStart"/>
+      <w:r>
+        <w:rPr>
+          <w:rFonts w:hint="eastAsia"/>
+          <w:szCs w:val="28"/>
+        </w:rPr>
+        <w:t>靡</w:t>
+      </w:r>
+      <w:proofErr w:type="gramEnd"/>
       <w:r>
         <w:rPr>
           <w:rFonts w:hint="eastAsia"/>
@@ -1918,42 +1701,25 @@
           <w:sz w:val="16"/>
           <w:szCs w:val="16"/>
         </w:rPr>
-        <w:t>ㄓㄤˋ</w:t>
-      </w:r>
-      <w:proofErr w:type="gramEnd"/>
-      <w:r>
-        <w:rPr>
-          <w:rFonts w:hint="eastAsia"/>
-          <w:szCs w:val="28"/>
-        </w:rPr>
-        <w:t>)：</w:t>
-      </w:r>
-      <w:r>
-        <w:rPr>
-          <w:rFonts w:hint="eastAsia"/>
-          <w:szCs w:val="28"/>
-        </w:rPr>
-        <w:t>山峰重疊，連綿不斷。</w:t>
-      </w:r>
-    </w:p>
-    <w:p>
-      <w:pPr>
-        <w:pStyle w:val="aa"/>
-        <w:spacing w:after="0" w:line="420" w:lineRule="exact"/>
-        <w:ind w:leftChars="0" w:right="0" w:firstLine="0"/>
-        <w:rPr>
-          <w:szCs w:val="28"/>
-        </w:rPr>
-      </w:pPr>
-      <w:proofErr w:type="gramStart"/>
-      <w:r>
-        <w:rPr>
-          <w:rFonts w:hint="eastAsia"/>
-          <w:szCs w:val="28"/>
-        </w:rPr>
-        <w:t>鑾</w:t>
-      </w:r>
-      <w:proofErr w:type="gramEnd"/>
+        <w:t>ㄇㄧ</w:t>
+      </w:r>
+      <w:r>
+        <w:rPr>
+          <w:rFonts w:hint="eastAsia"/>
+          <w:color w:val="FF0000"/>
+          <w:sz w:val="16"/>
+          <w:szCs w:val="16"/>
+        </w:rPr>
+        <w:t>ˇ</w:t>
+      </w:r>
+      <w:proofErr w:type="gramEnd"/>
+      <w:r>
+        <w:rPr>
+          <w:rFonts w:hint="eastAsia"/>
+          <w:szCs w:val="28"/>
+        </w:rPr>
+        <w:t>)</w:t>
+      </w:r>
       <w:r>
         <w:rPr>
           <w:rFonts w:hint="eastAsia"/>
@@ -1966,49 +1732,40 @@
           <w:rFonts w:hint="eastAsia"/>
           <w:szCs w:val="28"/>
         </w:rPr>
-        <w:t>連綿起伏的山脈。如：「山巒」、「</w:t>
-      </w:r>
-      <w:proofErr w:type="gramStart"/>
-      <w:r>
-        <w:rPr>
-          <w:rFonts w:hint="eastAsia"/>
-          <w:szCs w:val="28"/>
-        </w:rPr>
-        <w:t>重巒」</w:t>
-      </w:r>
-      <w:proofErr w:type="gramEnd"/>
-      <w:r>
-        <w:rPr>
-          <w:rFonts w:hint="eastAsia"/>
-          <w:szCs w:val="28"/>
-        </w:rPr>
-        <w:t>、「層巒」。</w:t>
-      </w:r>
-    </w:p>
-    <w:p>
-      <w:pPr>
-        <w:spacing w:after="0" w:line="420" w:lineRule="exact"/>
-        <w:ind w:leftChars="171" w:left="489" w:right="0"/>
-        <w:rPr>
-          <w:szCs w:val="28"/>
-        </w:rPr>
-      </w:pPr>
-      <w:r>
-        <w:rPr>
-          <w:rFonts w:hint="eastAsia"/>
-          <w:szCs w:val="28"/>
-        </w:rPr>
-        <w:t>嶂：形狀如屏風的山。</w:t>
-      </w:r>
-      <w:proofErr w:type="gramStart"/>
-      <w:r>
-        <w:rPr>
-          <w:rFonts w:hint="eastAsia"/>
-          <w:szCs w:val="28"/>
-        </w:rPr>
-        <w:t>【例】重巒疊嶂</w:t>
-      </w:r>
-      <w:proofErr w:type="gramEnd"/>
+        <w:t>形容文章或景色華麗精美，且風格溫柔、細緻，有時帶有一點柔弱、頹廢的抒情美感。</w:t>
+      </w:r>
+      <w:proofErr w:type="gramStart"/>
+      <w:r>
+        <w:rPr>
+          <w:rFonts w:hint="eastAsia"/>
+          <w:szCs w:val="28"/>
+        </w:rPr>
+        <w:t>指本詞具有</w:t>
+      </w:r>
+      <w:proofErr w:type="gramEnd"/>
+      <w:r>
+        <w:rPr>
+          <w:rFonts w:hint="eastAsia"/>
+          <w:szCs w:val="28"/>
+        </w:rPr>
+        <w:t>五代十國「</w:t>
+      </w:r>
+      <w:proofErr w:type="gramStart"/>
+      <w:r>
+        <w:rPr>
+          <w:rFonts w:hint="eastAsia"/>
+          <w:szCs w:val="28"/>
+        </w:rPr>
+        <w:t>花間派</w:t>
+      </w:r>
+      <w:proofErr w:type="gramEnd"/>
+      <w:r>
+        <w:rPr>
+          <w:rFonts w:hint="eastAsia"/>
+          <w:szCs w:val="28"/>
+        </w:rPr>
+        <w:t>」閨怨詞的傳統風格，描寫閨中女子思念情郎的細膩情感，畫面美感帶有一種憂傷、陰柔的氣息。</w:t>
+      </w:r>
     </w:p>
     <w:p>
       <w:pPr>
@@ -2017,52 +1774,19 @@
           <w:ilvl w:val="0"/>
           <w:numId w:val="3"/>
         </w:numPr>
-        <w:spacing w:after="0" w:line="420" w:lineRule="exact"/>
-        <w:ind w:leftChars="0" w:right="0"/>
-        <w:rPr>
-          <w:szCs w:val="28"/>
-        </w:rPr>
-      </w:pPr>
-      <w:proofErr w:type="gramStart"/>
-      <w:r>
-        <w:rPr>
-          <w:rFonts w:hint="eastAsia"/>
-          <w:szCs w:val="28"/>
-        </w:rPr>
-        <w:t>綺</w:t>
-      </w:r>
-      <w:proofErr w:type="gramEnd"/>
-      <w:r>
-        <w:rPr>
-          <w:rFonts w:hint="eastAsia"/>
-          <w:szCs w:val="28"/>
-        </w:rPr>
-        <w:t>(</w:t>
-      </w:r>
-      <w:proofErr w:type="gramStart"/>
-      <w:r>
-        <w:rPr>
-          <w:rFonts w:hint="eastAsia"/>
-          <w:color w:val="FF0000"/>
-          <w:sz w:val="16"/>
-          <w:szCs w:val="16"/>
-        </w:rPr>
-        <w:t>ㄑㄧˇ</w:t>
-      </w:r>
-      <w:proofErr w:type="gramEnd"/>
-      <w:r>
-        <w:rPr>
-          <w:rFonts w:hint="eastAsia"/>
-          <w:szCs w:val="28"/>
-        </w:rPr>
-        <w:t>)</w:t>
-      </w:r>
-      <w:r>
-        <w:rPr>
-          <w:rFonts w:hint="eastAsia"/>
-          <w:szCs w:val="28"/>
-        </w:rPr>
-        <w:t>麗</w:t>
+        <w:spacing w:after="0" w:line="400" w:lineRule="exact"/>
+        <w:ind w:leftChars="0" w:left="284" w:right="0" w:hanging="284"/>
+        <w:jc w:val="both"/>
+        <w:rPr>
+          <w:szCs w:val="28"/>
+        </w:rPr>
+      </w:pPr>
+      <w:r>
+        <w:rPr>
+          <w:rFonts w:hint="eastAsia"/>
+          <w:szCs w:val="28"/>
+        </w:rPr>
+        <w:t>洗鍊</w:t>
       </w:r>
       <w:r>
         <w:rPr>
@@ -2076,7 +1800,7 @@
           <w:rFonts w:hint="eastAsia"/>
           <w:szCs w:val="28"/>
         </w:rPr>
-        <w:t>華麗。</w:t>
+        <w:t>形容語言或文字精簡、乾淨，沒有多餘的廢話，卻能表達出深遠的意義。</w:t>
       </w:r>
     </w:p>
     <w:p>
@@ -2086,92 +1810,20 @@
           <w:ilvl w:val="0"/>
           <w:numId w:val="3"/>
         </w:numPr>
-        <w:spacing w:after="0" w:line="420" w:lineRule="exact"/>
-        <w:ind w:leftChars="0" w:right="0"/>
-        <w:rPr>
-          <w:szCs w:val="28"/>
-        </w:rPr>
-      </w:pPr>
-      <w:r>
-        <w:rPr>
-          <w:rFonts w:hint="eastAsia"/>
-          <w:szCs w:val="28"/>
-        </w:rPr>
-        <w:t>柔</w:t>
-      </w:r>
-      <w:proofErr w:type="gramStart"/>
-      <w:r>
-        <w:rPr>
-          <w:rFonts w:hint="eastAsia"/>
-          <w:szCs w:val="28"/>
-        </w:rPr>
-        <w:t>靡</w:t>
-      </w:r>
-      <w:proofErr w:type="gramEnd"/>
-      <w:r>
-        <w:rPr>
-          <w:rFonts w:hint="eastAsia"/>
-          <w:szCs w:val="28"/>
-        </w:rPr>
-        <w:t>(</w:t>
-      </w:r>
-      <w:proofErr w:type="gramStart"/>
-      <w:r>
-        <w:rPr>
-          <w:rFonts w:hint="eastAsia"/>
-          <w:color w:val="FF0000"/>
-          <w:sz w:val="16"/>
-          <w:szCs w:val="16"/>
-        </w:rPr>
-        <w:t>ㄇㄧˇ</w:t>
-      </w:r>
-      <w:proofErr w:type="gramEnd"/>
-      <w:r>
-        <w:rPr>
-          <w:rFonts w:hint="eastAsia"/>
-          <w:szCs w:val="28"/>
-        </w:rPr>
-        <w:t>)：</w:t>
-      </w:r>
-      <w:r>
-        <w:rPr>
-          <w:rFonts w:hint="eastAsia"/>
-          <w:szCs w:val="28"/>
-        </w:rPr>
-        <w:t>柔弱委</w:t>
-      </w:r>
-      <w:proofErr w:type="gramStart"/>
-      <w:r>
-        <w:rPr>
-          <w:rFonts w:hint="eastAsia"/>
-          <w:szCs w:val="28"/>
-        </w:rPr>
-        <w:t>靡</w:t>
-      </w:r>
-      <w:proofErr w:type="gramEnd"/>
-      <w:r>
-        <w:rPr>
-          <w:rFonts w:hint="eastAsia"/>
-          <w:szCs w:val="28"/>
-        </w:rPr>
-        <w:t>。</w:t>
-      </w:r>
-      <w:r>
-        <w:rPr>
-          <w:rFonts w:hint="eastAsia"/>
-          <w:szCs w:val="28"/>
-        </w:rPr>
-        <w:t>委</w:t>
-      </w:r>
-      <w:proofErr w:type="gramStart"/>
-      <w:r>
-        <w:rPr>
-          <w:rFonts w:hint="eastAsia"/>
-          <w:szCs w:val="28"/>
-        </w:rPr>
-        <w:t>靡</w:t>
-      </w:r>
-      <w:proofErr w:type="gramEnd"/>
+        <w:spacing w:after="0" w:line="400" w:lineRule="exact"/>
+        <w:ind w:leftChars="0" w:left="284" w:right="0" w:hanging="284"/>
+        <w:jc w:val="both"/>
+        <w:rPr>
+          <w:szCs w:val="28"/>
+        </w:rPr>
+      </w:pPr>
+      <w:r>
+        <w:rPr>
+          <w:rFonts w:hint="eastAsia"/>
+          <w:szCs w:val="28"/>
+        </w:rPr>
+        <w:t>勾勒</w:t>
+      </w:r>
       <w:r>
         <w:rPr>
           <w:rFonts w:hint="eastAsia"/>
@@ -2184,7 +1836,7 @@
           <w:rFonts w:hint="eastAsia"/>
           <w:szCs w:val="28"/>
         </w:rPr>
-        <w:t>頹喪，不振作。</w:t>
+        <w:t>原指繪畫時用線條畫出輪廓，後引申為用簡練的文字把人事物的大致特徵描寫出來。指詞人像畫家一樣，用簡單的幾筆（山、天、煙水），就把秋天遼闊、冷清的整體環境輪廓畫在讀者眼前。</w:t>
       </w:r>
     </w:p>
     <w:p>
@@ -2194,36 +1846,21 @@
           <w:ilvl w:val="0"/>
           <w:numId w:val="3"/>
         </w:numPr>
-        <w:spacing w:after="0" w:line="420" w:lineRule="exact"/>
-        <w:ind w:leftChars="0" w:right="0"/>
-        <w:rPr>
-          <w:szCs w:val="28"/>
-        </w:rPr>
-      </w:pPr>
-      <w:r>
-        <w:rPr>
-          <w:rFonts w:hint="eastAsia"/>
-          <w:szCs w:val="28"/>
-        </w:rPr>
-        <w:t>青</w:t>
-      </w:r>
-      <w:proofErr w:type="gramStart"/>
-      <w:r>
-        <w:rPr>
-          <w:rFonts w:hint="eastAsia"/>
-          <w:szCs w:val="28"/>
-        </w:rPr>
-        <w:t>冥</w:t>
-      </w:r>
-      <w:proofErr w:type="gramEnd"/>
-      <w:r>
-        <w:rPr>
-          <w:rFonts w:hint="eastAsia"/>
-          <w:szCs w:val="28"/>
-        </w:rPr>
-        <w:t>(</w:t>
-      </w:r>
-      <w:proofErr w:type="gramStart"/>
+        <w:spacing w:after="0" w:line="400" w:lineRule="exact"/>
+        <w:ind w:leftChars="0" w:left="284" w:right="0" w:hanging="284"/>
+        <w:jc w:val="both"/>
+        <w:rPr>
+          <w:szCs w:val="28"/>
+        </w:rPr>
+      </w:pPr>
+      <w:proofErr w:type="gramStart"/>
+      <w:r>
+        <w:rPr>
+          <w:rFonts w:hint="eastAsia"/>
+          <w:szCs w:val="28"/>
+        </w:rPr>
+        <w:t>起興</w:t>
+      </w:r>
       <w:r>
         <w:rPr>
           <w:rFonts w:hint="eastAsia"/>
@@ -2231,22 +1868,63 @@
           <w:sz w:val="16"/>
           <w:szCs w:val="16"/>
         </w:rPr>
-        <w:t>ㄇㄧㄥˊ</w:t>
-      </w:r>
-      <w:proofErr w:type="gramEnd"/>
-      <w:r>
-        <w:rPr>
-          <w:rFonts w:hint="eastAsia"/>
-          <w:szCs w:val="28"/>
-        </w:rPr>
-        <w:t>)：</w:t>
-      </w:r>
-      <w:r>
-        <w:rPr>
-          <w:rFonts w:hint="eastAsia"/>
-          <w:szCs w:val="28"/>
-        </w:rPr>
-        <w:t>青天、蒼天。</w:t>
+        <w:t>(</w:t>
+      </w:r>
+      <w:r>
+        <w:rPr>
+          <w:rFonts w:hint="eastAsia"/>
+          <w:color w:val="FF0000"/>
+          <w:sz w:val="16"/>
+          <w:szCs w:val="16"/>
+        </w:rPr>
+        <w:t>ㄒㄧㄥ</w:t>
+      </w:r>
+      <w:r>
+        <w:rPr>
+          <w:rFonts w:hint="eastAsia"/>
+          <w:color w:val="FF0000"/>
+          <w:sz w:val="16"/>
+          <w:szCs w:val="16"/>
+        </w:rPr>
+        <w:t>ˋ</w:t>
+      </w:r>
+      <w:proofErr w:type="gramEnd"/>
+      <w:r>
+        <w:rPr>
+          <w:rFonts w:hint="eastAsia"/>
+          <w:szCs w:val="28"/>
+        </w:rPr>
+        <w:t>)</w:t>
+      </w:r>
+      <w:r>
+        <w:rPr>
+          <w:rFonts w:hint="eastAsia"/>
+          <w:szCs w:val="28"/>
+        </w:rPr>
+        <w:t>：</w:t>
+      </w:r>
+      <w:r>
+        <w:rPr>
+          <w:rFonts w:hint="eastAsia"/>
+          <w:szCs w:val="28"/>
+        </w:rPr>
+        <w:t>詩歌表現手法「賦、比、興」之</w:t>
+      </w:r>
+      <w:proofErr w:type="gramStart"/>
+      <w:r>
+        <w:rPr>
+          <w:rFonts w:hint="eastAsia"/>
+          <w:szCs w:val="28"/>
+        </w:rPr>
+        <w:t>一</w:t>
+      </w:r>
+      <w:proofErr w:type="gramEnd"/>
+      <w:r>
+        <w:rPr>
+          <w:rFonts w:hint="eastAsia"/>
+          <w:szCs w:val="28"/>
+        </w:rPr>
+        <w:t>。先描寫客觀的眼前景物，藉此引發、帶出主觀的內心情感。詞人先寫眼前的「一重山，兩重山」，藉由重疊的山巒，引發出後面「萬水千山總是阻隔」的相思之情。</w:t>
       </w:r>
     </w:p>
     <w:p>
@@ -2256,325 +1934,19 @@
           <w:ilvl w:val="0"/>
           <w:numId w:val="3"/>
         </w:numPr>
-        <w:spacing w:after="0" w:line="420" w:lineRule="exact"/>
-        <w:ind w:leftChars="0" w:right="0"/>
-        <w:rPr>
-          <w:szCs w:val="28"/>
-        </w:rPr>
-      </w:pPr>
-      <w:r>
-        <w:rPr>
-          <w:rFonts w:hint="eastAsia"/>
-          <w:szCs w:val="28"/>
-        </w:rPr>
-        <w:t>迷離：</w:t>
-      </w:r>
-      <w:r>
-        <w:rPr>
-          <w:rFonts w:hint="eastAsia"/>
-          <w:szCs w:val="28"/>
-        </w:rPr>
-        <w:t>迷離：模糊難以分辨的樣子。</w:t>
-      </w:r>
-      <w:proofErr w:type="gramStart"/>
-      <w:r>
-        <w:rPr>
-          <w:rFonts w:hint="eastAsia"/>
-          <w:szCs w:val="28"/>
-        </w:rPr>
-        <w:t>指雌兔較為</w:t>
-      </w:r>
-      <w:proofErr w:type="gramEnd"/>
-      <w:r>
-        <w:rPr>
-          <w:rFonts w:hint="eastAsia"/>
-          <w:szCs w:val="28"/>
-        </w:rPr>
-        <w:t>好靜，眼睛喜歡</w:t>
-      </w:r>
-      <w:proofErr w:type="gramStart"/>
-      <w:r>
-        <w:rPr>
-          <w:rFonts w:hint="eastAsia"/>
-          <w:szCs w:val="28"/>
-        </w:rPr>
-        <w:t>瞇</w:t>
-      </w:r>
-      <w:proofErr w:type="gramEnd"/>
-      <w:r>
-        <w:rPr>
-          <w:rFonts w:hint="eastAsia"/>
-          <w:szCs w:val="28"/>
-        </w:rPr>
-        <w:t>起來。</w:t>
-      </w:r>
-      <w:r>
-        <w:rPr>
-          <w:rFonts w:hint="eastAsia"/>
-          <w:szCs w:val="28"/>
-        </w:rPr>
-        <w:t>這裡是</w:t>
-      </w:r>
-      <w:r>
-        <w:rPr>
-          <w:rFonts w:hint="eastAsia"/>
-          <w:szCs w:val="28"/>
-        </w:rPr>
-        <w:t>形容景色迷濛</w:t>
-      </w:r>
-      <w:r>
-        <w:rPr>
-          <w:rFonts w:hint="eastAsia"/>
-          <w:szCs w:val="28"/>
-        </w:rPr>
-        <w:t>。</w:t>
-      </w:r>
-      <w:r>
-        <w:rPr>
-          <w:rFonts w:hint="eastAsia"/>
-          <w:szCs w:val="28"/>
-        </w:rPr>
-        <w:t>【例】</w:t>
-      </w:r>
-      <w:r>
-        <w:rPr>
-          <w:rFonts w:hint="eastAsia"/>
-          <w:szCs w:val="28"/>
-        </w:rPr>
-        <w:t>撲朔迷離</w:t>
-      </w:r>
-    </w:p>
-    <w:p>
-      <w:pPr>
-        <w:pStyle w:val="aa"/>
-        <w:spacing w:after="0" w:line="420" w:lineRule="exact"/>
-        <w:ind w:leftChars="0" w:right="0" w:firstLine="0"/>
-        <w:rPr>
-          <w:szCs w:val="28"/>
-        </w:rPr>
-      </w:pPr>
-      <w:r>
-        <w:rPr>
-          <w:rFonts w:hint="eastAsia"/>
-          <w:szCs w:val="28"/>
-        </w:rPr>
-        <w:t>撲朔：</w:t>
-      </w:r>
-      <w:r>
-        <w:rPr>
-          <w:rFonts w:hint="eastAsia"/>
-          <w:szCs w:val="28"/>
-        </w:rPr>
-        <w:t>跳躍的樣子。</w:t>
-      </w:r>
-      <w:proofErr w:type="gramStart"/>
-      <w:r>
-        <w:rPr>
-          <w:rFonts w:hint="eastAsia"/>
-          <w:szCs w:val="28"/>
-        </w:rPr>
-        <w:t>指雄兔較為</w:t>
-      </w:r>
-      <w:proofErr w:type="gramEnd"/>
-      <w:r>
-        <w:rPr>
-          <w:rFonts w:hint="eastAsia"/>
-          <w:szCs w:val="28"/>
-        </w:rPr>
-        <w:t>好動。</w:t>
-      </w:r>
-      <w:proofErr w:type="gramStart"/>
-      <w:r>
-        <w:rPr>
-          <w:rFonts w:hint="eastAsia"/>
-          <w:szCs w:val="28"/>
-        </w:rPr>
-        <w:t>《</w:t>
-      </w:r>
-      <w:proofErr w:type="gramEnd"/>
-      <w:r>
-        <w:rPr>
-          <w:szCs w:val="28"/>
-        </w:rPr>
-        <w:fldChar w:fldCharType="begin"/>
-      </w:r>
-      <w:r>
-        <w:rPr>
-          <w:szCs w:val="28"/>
-        </w:rPr>
-        <w:instrText xml:space="preserve"> </w:instrText>
-      </w:r>
-      <w:r>
-        <w:rPr>
-          <w:rFonts w:hint="eastAsia"/>
-          <w:szCs w:val="28"/>
-        </w:rPr>
-        <w:instrText>HYPERLINK "https://dict.idioms.moe.edu.tw/idiomView.jsp?ID=2253&amp;webMd=2&amp;la=0"</w:instrText>
-      </w:r>
-      <w:r>
-        <w:rPr>
-          <w:szCs w:val="28"/>
-        </w:rPr>
-        <w:instrText xml:space="preserve"> </w:instrText>
-      </w:r>
-      <w:r>
-        <w:rPr>
-          <w:szCs w:val="28"/>
-        </w:rPr>
-      </w:r>
-      <w:r>
-        <w:rPr>
-          <w:szCs w:val="28"/>
-        </w:rPr>
-        <w:fldChar w:fldCharType="separate"/>
-      </w:r>
-      <w:r>
-        <w:rPr>
-          <w:rStyle w:val="a8"/>
-          <w:rFonts w:hint="eastAsia"/>
-          <w:szCs w:val="28"/>
-        </w:rPr>
-        <w:t>樂府詩集．卷二五．</w:t>
-      </w:r>
-      <w:proofErr w:type="gramStart"/>
-      <w:r>
-        <w:rPr>
-          <w:rStyle w:val="a8"/>
-          <w:rFonts w:hint="eastAsia"/>
-          <w:szCs w:val="28"/>
-        </w:rPr>
-        <w:t>橫吹曲辭</w:t>
-      </w:r>
-      <w:proofErr w:type="gramEnd"/>
-      <w:r>
-        <w:rPr>
-          <w:rStyle w:val="a8"/>
-          <w:rFonts w:hint="eastAsia"/>
-          <w:szCs w:val="28"/>
-        </w:rPr>
-        <w:t>五．</w:t>
-      </w:r>
-      <w:proofErr w:type="gramStart"/>
-      <w:r>
-        <w:rPr>
-          <w:rStyle w:val="a8"/>
-          <w:rFonts w:hint="eastAsia"/>
-          <w:szCs w:val="28"/>
-        </w:rPr>
-        <w:t>古辭</w:t>
-      </w:r>
-      <w:proofErr w:type="gramEnd"/>
-      <w:r>
-        <w:rPr>
-          <w:rStyle w:val="a8"/>
-          <w:rFonts w:hint="eastAsia"/>
-          <w:szCs w:val="28"/>
-        </w:rPr>
-        <w:t>．木蘭詩二首之</w:t>
-      </w:r>
-      <w:proofErr w:type="gramStart"/>
-      <w:r>
-        <w:rPr>
-          <w:rStyle w:val="a8"/>
-          <w:rFonts w:hint="eastAsia"/>
-          <w:szCs w:val="28"/>
-        </w:rPr>
-        <w:t>一</w:t>
-      </w:r>
-      <w:proofErr w:type="gramEnd"/>
-      <w:r>
-        <w:rPr>
-          <w:szCs w:val="28"/>
-        </w:rPr>
-        <w:fldChar w:fldCharType="end"/>
-      </w:r>
-      <w:proofErr w:type="gramStart"/>
-      <w:r>
-        <w:rPr>
-          <w:rFonts w:hint="eastAsia"/>
-          <w:szCs w:val="28"/>
-        </w:rPr>
-        <w:t>》</w:t>
-      </w:r>
-      <w:proofErr w:type="gramEnd"/>
-      <w:r>
-        <w:rPr>
-          <w:rFonts w:hint="eastAsia"/>
-          <w:szCs w:val="28"/>
-        </w:rPr>
-        <w:t>：「</w:t>
-      </w:r>
-      <w:proofErr w:type="gramStart"/>
-      <w:r>
-        <w:rPr>
-          <w:rFonts w:hint="eastAsia"/>
-          <w:szCs w:val="28"/>
-        </w:rPr>
-        <w:t>雄兔腳</w:t>
-      </w:r>
-      <w:proofErr w:type="gramEnd"/>
-      <w:r>
-        <w:rPr>
-          <w:rFonts w:hint="eastAsia"/>
-          <w:szCs w:val="28"/>
-        </w:rPr>
-        <w:t>撲朔</w:t>
-      </w:r>
-      <w:r>
-        <w:rPr>
-          <w:szCs w:val="28"/>
-        </w:rPr>
-        <w:t>，</w:t>
-      </w:r>
-      <w:proofErr w:type="gramStart"/>
-      <w:r>
-        <w:rPr>
-          <w:szCs w:val="28"/>
-        </w:rPr>
-        <w:t>雌兔眼</w:t>
-      </w:r>
-      <w:proofErr w:type="gramEnd"/>
-      <w:r>
-        <w:rPr>
-          <w:szCs w:val="28"/>
-        </w:rPr>
-        <w:t>迷離，</w:t>
-      </w:r>
-      <w:proofErr w:type="gramStart"/>
-      <w:r>
-        <w:rPr>
-          <w:szCs w:val="28"/>
-        </w:rPr>
-        <w:t>雙兔傍地</w:t>
-      </w:r>
-      <w:proofErr w:type="gramEnd"/>
-      <w:r>
-        <w:rPr>
-          <w:szCs w:val="28"/>
-        </w:rPr>
-        <w:t>走，安能辨我是雄</w:t>
-      </w:r>
-      <w:proofErr w:type="gramStart"/>
-      <w:r>
-        <w:rPr>
-          <w:szCs w:val="28"/>
-        </w:rPr>
-        <w:t>雌</w:t>
-      </w:r>
-      <w:proofErr w:type="gramEnd"/>
-      <w:r>
-        <w:rPr>
-          <w:rFonts w:hint="eastAsia"/>
-          <w:szCs w:val="28"/>
-        </w:rPr>
-        <w:t>。」</w:t>
-      </w:r>
-      <w:r>
-        <w:rPr>
-          <w:rFonts w:hint="eastAsia"/>
-          <w:szCs w:val="28"/>
-        </w:rPr>
-        <w:t>傍</w:t>
+        <w:spacing w:after="0" w:line="400" w:lineRule="exact"/>
+        <w:ind w:leftChars="0" w:left="284" w:right="0" w:hanging="284"/>
+        <w:jc w:val="both"/>
+        <w:rPr>
+          <w:szCs w:val="28"/>
+        </w:rPr>
+      </w:pPr>
+      <w:r>
+        <w:rPr>
+          <w:rFonts w:hint="eastAsia"/>
+          <w:szCs w:val="28"/>
+        </w:rPr>
+        <w:t>廣袤</w:t>
       </w:r>
       <w:r>
         <w:rPr>
@@ -2591,29 +1963,45 @@
           <w:sz w:val="16"/>
           <w:szCs w:val="16"/>
         </w:rPr>
-        <w:t>ㄅㄤˋ</w:t>
-      </w:r>
-      <w:proofErr w:type="gramEnd"/>
-      <w:r>
-        <w:rPr>
-          <w:rFonts w:hint="eastAsia"/>
-          <w:szCs w:val="28"/>
-        </w:rPr>
-        <w:t>)：</w:t>
-      </w:r>
-      <w:r>
-        <w:rPr>
-          <w:rFonts w:hint="eastAsia"/>
-          <w:szCs w:val="28"/>
-        </w:rPr>
-        <w:t>靠近，依附</w:t>
-      </w:r>
-      <w:r>
-        <w:rPr>
-          <w:rFonts w:hint="eastAsia"/>
-          <w:szCs w:val="28"/>
-        </w:rPr>
-        <w:t>。</w:t>
+        <w:t>ㄇㄠˊ</w:t>
+      </w:r>
+      <w:proofErr w:type="gramEnd"/>
+      <w:r>
+        <w:rPr>
+          <w:rFonts w:hint="eastAsia"/>
+          <w:szCs w:val="28"/>
+        </w:rPr>
+        <w:t>)</w:t>
+      </w:r>
+      <w:r>
+        <w:rPr>
+          <w:rFonts w:hint="eastAsia"/>
+          <w:szCs w:val="28"/>
+        </w:rPr>
+        <w:t>：</w:t>
+      </w:r>
+      <w:r>
+        <w:rPr>
+          <w:rFonts w:hint="eastAsia"/>
+          <w:szCs w:val="28"/>
+        </w:rPr>
+        <w:t>形容土地、天空或空間極其遼闊、寬廣無邊。形容「</w:t>
+      </w:r>
+      <w:proofErr w:type="gramStart"/>
+      <w:r>
+        <w:rPr>
+          <w:rFonts w:hint="eastAsia"/>
+          <w:szCs w:val="28"/>
+        </w:rPr>
+        <w:t>山遠天高煙水寒</w:t>
+      </w:r>
+      <w:proofErr w:type="gramEnd"/>
+      <w:r>
+        <w:rPr>
+          <w:rFonts w:hint="eastAsia"/>
+          <w:szCs w:val="28"/>
+        </w:rPr>
+        <w:t>」所營造出來的宇宙空間感，非常巨大且空曠，更加對比出主角個人的渺小與孤獨。</w:t>
       </w:r>
     </w:p>
     <w:p>
@@ -2623,59 +2011,81 @@
           <w:ilvl w:val="0"/>
           <w:numId w:val="3"/>
         </w:numPr>
-        <w:spacing w:after="0" w:line="420" w:lineRule="exact"/>
-        <w:ind w:leftChars="0" w:right="0"/>
-        <w:rPr>
-          <w:szCs w:val="28"/>
-        </w:rPr>
-      </w:pPr>
-      <w:r>
-        <w:rPr>
-          <w:rFonts w:hint="eastAsia"/>
-          <w:szCs w:val="28"/>
-        </w:rPr>
-        <w:t>屏障</w:t>
-      </w:r>
-    </w:p>
-    <w:p>
-      <w:pPr>
-        <w:pStyle w:val="aa"/>
-        <w:numPr>
-          <w:ilvl w:val="0"/>
-          <w:numId w:val="6"/>
-        </w:numPr>
-        <w:spacing w:after="0" w:line="420" w:lineRule="exact"/>
-        <w:ind w:leftChars="0" w:right="0"/>
-        <w:rPr>
-          <w:szCs w:val="28"/>
-        </w:rPr>
-      </w:pPr>
-      <w:r>
-        <w:rPr>
-          <w:rFonts w:hint="eastAsia"/>
-          <w:szCs w:val="28"/>
-        </w:rPr>
-        <w:t>用來擋風或隔開、遮掩房室的用具。</w:t>
-      </w:r>
-    </w:p>
-    <w:p>
-      <w:pPr>
-        <w:pStyle w:val="aa"/>
-        <w:numPr>
-          <w:ilvl w:val="0"/>
-          <w:numId w:val="6"/>
-        </w:numPr>
-        <w:spacing w:after="0" w:line="420" w:lineRule="exact"/>
-        <w:ind w:leftChars="0" w:right="0"/>
-        <w:rPr>
-          <w:szCs w:val="28"/>
-        </w:rPr>
-      </w:pPr>
-      <w:r>
-        <w:rPr>
-          <w:szCs w:val="28"/>
-        </w:rPr>
-        <w:t>像屏風一樣有遮蔽保衛作用的東西，通常指山嶺、島嶼、河流或大型物體等。</w:t>
+        <w:spacing w:after="0" w:line="400" w:lineRule="exact"/>
+        <w:ind w:leftChars="0" w:left="284" w:right="0" w:hanging="284"/>
+        <w:jc w:val="both"/>
+        <w:rPr>
+          <w:szCs w:val="28"/>
+        </w:rPr>
+      </w:pPr>
+      <w:r>
+        <w:rPr>
+          <w:rFonts w:hint="eastAsia"/>
+          <w:szCs w:val="28"/>
+        </w:rPr>
+        <w:t>點染</w:t>
+      </w:r>
+      <w:r>
+        <w:rPr>
+          <w:rFonts w:hint="eastAsia"/>
+          <w:szCs w:val="28"/>
+        </w:rPr>
+        <w:t>：</w:t>
+      </w:r>
+      <w:r>
+        <w:rPr>
+          <w:rFonts w:hint="eastAsia"/>
+          <w:szCs w:val="28"/>
+        </w:rPr>
+        <w:t>國畫畫法，點綴與</w:t>
+      </w:r>
+      <w:proofErr w:type="gramStart"/>
+      <w:r>
+        <w:rPr>
+          <w:rFonts w:hint="eastAsia"/>
+          <w:szCs w:val="28"/>
+        </w:rPr>
+        <w:t>潤染。</w:t>
+      </w:r>
+      <w:proofErr w:type="gramEnd"/>
+      <w:r>
+        <w:rPr>
+          <w:rFonts w:hint="eastAsia"/>
+          <w:szCs w:val="28"/>
+        </w:rPr>
+        <w:t>引申為在文字描寫中，在關鍵處加上亮點或進行細緻的修飾，使畫面生動。在全片都是蒼茫、冷色調的秋景中，詞人突然加上「楓葉丹」這一抹鮮</w:t>
+      </w:r>
+      <w:proofErr w:type="gramStart"/>
+      <w:r>
+        <w:rPr>
+          <w:rFonts w:hint="eastAsia"/>
+          <w:szCs w:val="28"/>
+        </w:rPr>
+        <w:t>艷</w:t>
+      </w:r>
+      <w:proofErr w:type="gramEnd"/>
+      <w:r>
+        <w:rPr>
+          <w:rFonts w:hint="eastAsia"/>
+          <w:szCs w:val="28"/>
+        </w:rPr>
+        <w:t>的紅色，就像在畫布上點了明亮的色彩，</w:t>
+      </w:r>
+      <w:proofErr w:type="gramStart"/>
+      <w:r>
+        <w:rPr>
+          <w:rFonts w:hint="eastAsia"/>
+          <w:szCs w:val="28"/>
+        </w:rPr>
+        <w:t>點活了整個</w:t>
+      </w:r>
+      <w:proofErr w:type="gramEnd"/>
+      <w:r>
+        <w:rPr>
+          <w:rFonts w:hint="eastAsia"/>
+          <w:szCs w:val="28"/>
+        </w:rPr>
+        <w:t>畫面。</w:t>
       </w:r>
     </w:p>
     <w:p>
@@ -2685,25 +2095,33 @@
           <w:ilvl w:val="0"/>
           <w:numId w:val="3"/>
         </w:numPr>
-        <w:spacing w:after="0" w:line="420" w:lineRule="exact"/>
-        <w:ind w:leftChars="0" w:right="0"/>
-        <w:rPr>
-          <w:szCs w:val="28"/>
-        </w:rPr>
-      </w:pPr>
-      <w:r>
-        <w:rPr>
-          <w:rFonts w:hint="eastAsia"/>
-          <w:szCs w:val="28"/>
-        </w:rPr>
-        <w:t>寒意</w:t>
-      </w:r>
-      <w:r>
-        <w:rPr>
-          <w:rFonts w:hint="eastAsia"/>
-          <w:szCs w:val="28"/>
-        </w:rPr>
-        <w:t>：指悲涼。</w:t>
+        <w:spacing w:after="0" w:line="400" w:lineRule="exact"/>
+        <w:ind w:leftChars="0" w:left="284" w:right="0" w:hanging="284"/>
+        <w:jc w:val="both"/>
+        <w:rPr>
+          <w:szCs w:val="28"/>
+        </w:rPr>
+      </w:pPr>
+      <w:r>
+        <w:rPr>
+          <w:rFonts w:hint="eastAsia"/>
+          <w:szCs w:val="28"/>
+        </w:rPr>
+        <w:t>凝練</w:t>
+      </w:r>
+      <w:r>
+        <w:rPr>
+          <w:rFonts w:hint="eastAsia"/>
+          <w:szCs w:val="28"/>
+        </w:rPr>
+        <w:t>：</w:t>
+      </w:r>
+      <w:r>
+        <w:rPr>
+          <w:rFonts w:hint="eastAsia"/>
+          <w:szCs w:val="28"/>
+        </w:rPr>
+        <w:t>形容文字緊湊、精煉，寓意深刻，絕不拖泥帶水。</w:t>
       </w:r>
     </w:p>
     <w:p>
@@ -2713,56 +2131,33 @@
           <w:ilvl w:val="0"/>
           <w:numId w:val="3"/>
         </w:numPr>
-        <w:spacing w:after="0" w:line="420" w:lineRule="exact"/>
-        <w:ind w:leftChars="0" w:right="0"/>
-        <w:rPr>
-          <w:szCs w:val="28"/>
-        </w:rPr>
-      </w:pPr>
-      <w:r>
-        <w:rPr>
-          <w:rFonts w:hint="eastAsia"/>
-          <w:szCs w:val="28"/>
-        </w:rPr>
-        <w:t>灼</w:t>
-      </w:r>
-      <w:r>
-        <w:rPr>
-          <w:rFonts w:hint="eastAsia"/>
-          <w:szCs w:val="28"/>
-        </w:rPr>
-        <w:t>(</w:t>
-      </w:r>
-      <w:proofErr w:type="gramStart"/>
-      <w:r>
-        <w:rPr>
-          <w:rFonts w:hint="eastAsia"/>
-          <w:color w:val="FF0000"/>
-          <w:sz w:val="16"/>
-          <w:szCs w:val="16"/>
-        </w:rPr>
-        <w:t>ㄓㄨㄛˊ</w:t>
-      </w:r>
-      <w:proofErr w:type="gramEnd"/>
-      <w:r>
-        <w:rPr>
-          <w:rFonts w:hint="eastAsia"/>
-          <w:szCs w:val="28"/>
-        </w:rPr>
-        <w:t>)</w:t>
-      </w:r>
-      <w:r>
-        <w:rPr>
-          <w:rFonts w:hint="eastAsia"/>
-          <w:szCs w:val="28"/>
-        </w:rPr>
-        <w:t>灼：花茂盛鮮明；</w:t>
-      </w:r>
-      <w:r>
-        <w:rPr>
-          <w:szCs w:val="28"/>
-        </w:rPr>
-        <w:t>明亮。</w:t>
+        <w:spacing w:after="0" w:line="400" w:lineRule="exact"/>
+        <w:ind w:leftChars="0" w:left="284" w:right="0" w:hanging="284"/>
+        <w:jc w:val="both"/>
+        <w:rPr>
+          <w:szCs w:val="28"/>
+        </w:rPr>
+      </w:pPr>
+      <w:r>
+        <w:rPr>
+          <w:rFonts w:hint="eastAsia"/>
+          <w:szCs w:val="28"/>
+        </w:rPr>
+        <w:t>反襯</w:t>
+      </w:r>
+      <w:r>
+        <w:rPr>
+          <w:rFonts w:hint="eastAsia"/>
+          <w:szCs w:val="28"/>
+        </w:rPr>
+        <w:t>：</w:t>
+      </w:r>
+      <w:r>
+        <w:rPr>
+          <w:rFonts w:hint="eastAsia"/>
+          <w:szCs w:val="28"/>
+        </w:rPr>
+        <w:t>一種襯托手法。用相反的人事物來做背景，以突出主要想表達的特徵。文章中出現兩次反襯。一是大雁的「歸來」反襯行人的「未還」；二是窗外清風明月的「悠閒」反襯閨中女子內心的「孤獨寂寞」。</w:t>
       </w:r>
     </w:p>
     <w:p>
@@ -2772,52 +2167,19 @@
           <w:ilvl w:val="0"/>
           <w:numId w:val="3"/>
         </w:numPr>
-        <w:spacing w:after="0" w:line="420" w:lineRule="exact"/>
-        <w:ind w:leftChars="0" w:right="0"/>
-        <w:rPr>
-          <w:szCs w:val="28"/>
-        </w:rPr>
-      </w:pPr>
-      <w:proofErr w:type="gramStart"/>
-      <w:r>
-        <w:rPr>
-          <w:rFonts w:hint="eastAsia"/>
-          <w:szCs w:val="28"/>
-        </w:rPr>
-        <w:t>遏</w:t>
-      </w:r>
-      <w:proofErr w:type="gramEnd"/>
-      <w:r>
-        <w:rPr>
-          <w:rFonts w:hint="eastAsia"/>
-          <w:szCs w:val="28"/>
-        </w:rPr>
-        <w:t>(</w:t>
-      </w:r>
-      <w:proofErr w:type="gramStart"/>
-      <w:r>
-        <w:rPr>
-          <w:rFonts w:hint="eastAsia"/>
-          <w:color w:val="FF0000"/>
-          <w:sz w:val="16"/>
-          <w:szCs w:val="16"/>
-        </w:rPr>
-        <w:t>ㄜˋ</w:t>
-      </w:r>
-      <w:proofErr w:type="gramEnd"/>
-      <w:r>
-        <w:rPr>
-          <w:rFonts w:hint="eastAsia"/>
-          <w:szCs w:val="28"/>
-        </w:rPr>
-        <w:t>)</w:t>
-      </w:r>
-      <w:r>
-        <w:rPr>
-          <w:rFonts w:hint="eastAsia"/>
-          <w:szCs w:val="28"/>
-        </w:rPr>
-        <w:t>制</w:t>
+        <w:spacing w:after="0" w:line="400" w:lineRule="exact"/>
+        <w:ind w:leftChars="0" w:left="284" w:right="0" w:hanging="284"/>
+        <w:jc w:val="both"/>
+        <w:rPr>
+          <w:szCs w:val="28"/>
+        </w:rPr>
+      </w:pPr>
+      <w:r>
+        <w:rPr>
+          <w:rFonts w:hint="eastAsia"/>
+          <w:szCs w:val="28"/>
+        </w:rPr>
+        <w:t>對仗工整</w:t>
       </w:r>
       <w:r>
         <w:rPr>
@@ -2831,24 +2193,23 @@
           <w:rFonts w:hint="eastAsia"/>
           <w:szCs w:val="28"/>
         </w:rPr>
-        <w:t>阻止抑制。</w:t>
-      </w:r>
-    </w:p>
-    <w:p>
-      <w:pPr>
-        <w:pStyle w:val="aa"/>
-        <w:spacing w:after="0" w:line="420" w:lineRule="exact"/>
-        <w:ind w:leftChars="0" w:right="0" w:firstLine="0"/>
-        <w:rPr>
-          <w:szCs w:val="28"/>
-        </w:rPr>
-      </w:pPr>
-      <w:r>
-        <w:rPr>
-          <w:rFonts w:hint="eastAsia"/>
-          <w:szCs w:val="28"/>
-        </w:rPr>
-        <w:t>【例】證管會將擬訂法案，以遏制股票交易的投機歪風。</w:t>
+        <w:t>修辭學上的「對偶」。前後兩句字數相等、結構相同、詞性相對。</w:t>
+      </w:r>
+      <w:proofErr w:type="gramStart"/>
+      <w:r>
+        <w:rPr>
+          <w:rFonts w:hint="eastAsia"/>
+          <w:szCs w:val="28"/>
+        </w:rPr>
+        <w:t>指全詞的</w:t>
+      </w:r>
+      <w:proofErr w:type="gramEnd"/>
+      <w:r>
+        <w:rPr>
+          <w:rFonts w:hint="eastAsia"/>
+          <w:szCs w:val="28"/>
+        </w:rPr>
+        <w:t>開頭「一重山，兩重山」與下片的「菊花開，菊花殘」，結構完全對應，呈現出古典詩詞的對稱美學。</w:t>
       </w:r>
     </w:p>
     <w:p>
@@ -2858,109 +2219,137 @@
           <w:ilvl w:val="0"/>
           <w:numId w:val="3"/>
         </w:numPr>
-        <w:spacing w:after="0" w:line="420" w:lineRule="exact"/>
-        <w:ind w:leftChars="0" w:right="0"/>
-        <w:rPr>
-          <w:szCs w:val="28"/>
-        </w:rPr>
-      </w:pPr>
-      <w:r>
-        <w:rPr>
-          <w:rFonts w:hint="eastAsia"/>
-          <w:szCs w:val="28"/>
-        </w:rPr>
-        <w:t>空靈</w:t>
-      </w:r>
-      <w:r>
-        <w:rPr>
-          <w:rFonts w:hint="eastAsia"/>
-          <w:szCs w:val="28"/>
-        </w:rPr>
-        <w:t>：</w:t>
-      </w:r>
-      <w:r>
-        <w:rPr>
-          <w:rFonts w:hint="eastAsia"/>
-          <w:szCs w:val="28"/>
-        </w:rPr>
-        <w:t>形容詩畫意境高遠，飄逸而</w:t>
-      </w:r>
-      <w:proofErr w:type="gramStart"/>
-      <w:r>
-        <w:rPr>
-          <w:rFonts w:hint="eastAsia"/>
-          <w:szCs w:val="28"/>
-        </w:rPr>
-        <w:t>蘊含神趣</w:t>
-      </w:r>
-      <w:proofErr w:type="gramEnd"/>
-      <w:r>
-        <w:rPr>
-          <w:rFonts w:hint="eastAsia"/>
-          <w:szCs w:val="28"/>
-        </w:rPr>
-        <w:t>。</w:t>
-      </w:r>
-      <w:proofErr w:type="gramStart"/>
-      <w:r>
-        <w:rPr>
-          <w:rFonts w:hint="eastAsia"/>
-          <w:szCs w:val="28"/>
-        </w:rPr>
-        <w:t>即</w:t>
-      </w:r>
-      <w:r>
-        <w:rPr>
-          <w:rFonts w:hint="eastAsia"/>
-          <w:szCs w:val="28"/>
-        </w:rPr>
-        <w:t>寓情寄</w:t>
-      </w:r>
-      <w:proofErr w:type="gramEnd"/>
-      <w:r>
-        <w:rPr>
-          <w:rFonts w:hint="eastAsia"/>
-          <w:szCs w:val="28"/>
-        </w:rPr>
-        <w:t>意，妙在</w:t>
-      </w:r>
-      <w:r>
-        <w:rPr>
-          <w:rFonts w:hint="eastAsia"/>
-          <w:szCs w:val="28"/>
-        </w:rPr>
-        <w:t>其</w:t>
-      </w:r>
-      <w:r>
-        <w:rPr>
-          <w:rFonts w:hint="eastAsia"/>
-          <w:szCs w:val="28"/>
-        </w:rPr>
-        <w:t>中</w:t>
-      </w:r>
-      <w:r>
-        <w:rPr>
-          <w:rFonts w:hint="eastAsia"/>
-          <w:szCs w:val="28"/>
-        </w:rPr>
-        <w:t>。</w:t>
-      </w:r>
-    </w:p>
-    <w:p>
-      <w:pPr>
-        <w:pStyle w:val="aa"/>
-        <w:spacing w:after="0" w:line="420" w:lineRule="exact"/>
-        <w:ind w:leftChars="0" w:right="0" w:firstLine="0"/>
-        <w:rPr>
-          <w:szCs w:val="28"/>
-        </w:rPr>
-      </w:pPr>
-      <w:r>
-        <w:rPr>
-          <w:rFonts w:hint="eastAsia"/>
-          <w:szCs w:val="28"/>
-        </w:rPr>
-        <w:t>【例】中國山水畫，往往予人一種意境空靈的感覺。</w:t>
+        <w:spacing w:after="0" w:line="400" w:lineRule="exact"/>
+        <w:ind w:leftChars="0" w:left="284" w:right="0" w:hanging="426"/>
+        <w:jc w:val="both"/>
+        <w:rPr>
+          <w:szCs w:val="28"/>
+        </w:rPr>
+      </w:pPr>
+      <w:r>
+        <w:rPr>
+          <w:rFonts w:hint="eastAsia"/>
+          <w:szCs w:val="28"/>
+        </w:rPr>
+        <w:t>排比</w:t>
+      </w:r>
+      <w:r>
+        <w:rPr>
+          <w:rFonts w:hint="eastAsia"/>
+          <w:szCs w:val="28"/>
+        </w:rPr>
+        <w:t>(</w:t>
+      </w:r>
+      <w:proofErr w:type="gramStart"/>
+      <w:r>
+        <w:rPr>
+          <w:rFonts w:hint="eastAsia"/>
+          <w:color w:val="FF0000"/>
+          <w:sz w:val="16"/>
+          <w:szCs w:val="16"/>
+        </w:rPr>
+        <w:t>ㄅㄧ</w:t>
+      </w:r>
+      <w:r>
+        <w:rPr>
+          <w:rFonts w:hint="eastAsia"/>
+          <w:color w:val="FF0000"/>
+          <w:sz w:val="16"/>
+          <w:szCs w:val="16"/>
+        </w:rPr>
+        <w:t>ˋ</w:t>
+      </w:r>
+      <w:proofErr w:type="gramEnd"/>
+      <w:r>
+        <w:rPr>
+          <w:rFonts w:hint="eastAsia"/>
+          <w:szCs w:val="28"/>
+        </w:rPr>
+        <w:t>)：</w:t>
+      </w:r>
+      <w:r>
+        <w:rPr>
+          <w:rFonts w:hint="eastAsia"/>
+          <w:szCs w:val="28"/>
+        </w:rPr>
+        <w:t>把三個或三個以上結構相同或相似、語氣一致的詞組或句子排列在一起</w:t>
+      </w:r>
+      <w:r>
+        <w:rPr>
+          <w:szCs w:val="28"/>
+        </w:rPr>
+        <w:br/>
+      </w:r>
+      <w:r>
+        <w:rPr>
+          <w:rFonts w:hint="eastAsia"/>
+          <w:szCs w:val="28"/>
+        </w:rPr>
+        <w:t>，以</w:t>
+      </w:r>
+      <w:proofErr w:type="gramStart"/>
+      <w:r>
+        <w:rPr>
+          <w:rFonts w:hint="eastAsia"/>
+          <w:szCs w:val="28"/>
+        </w:rPr>
+        <w:t>加強語勢</w:t>
+      </w:r>
+      <w:proofErr w:type="gramEnd"/>
+      <w:r>
+        <w:rPr>
+          <w:rFonts w:hint="eastAsia"/>
+          <w:szCs w:val="28"/>
+        </w:rPr>
+        <w:t>。指「</w:t>
+      </w:r>
+      <w:proofErr w:type="gramStart"/>
+      <w:r>
+        <w:rPr>
+          <w:rFonts w:hint="eastAsia"/>
+          <w:szCs w:val="28"/>
+        </w:rPr>
+        <w:t>山遠</w:t>
+      </w:r>
+      <w:proofErr w:type="gramEnd"/>
+      <w:r>
+        <w:rPr>
+          <w:rFonts w:hint="eastAsia"/>
+          <w:szCs w:val="28"/>
+        </w:rPr>
+        <w:t>、天高、</w:t>
+      </w:r>
+      <w:proofErr w:type="gramStart"/>
+      <w:r>
+        <w:rPr>
+          <w:rFonts w:hint="eastAsia"/>
+          <w:szCs w:val="28"/>
+        </w:rPr>
+        <w:t>煙水寒</w:t>
+      </w:r>
+      <w:proofErr w:type="gramEnd"/>
+      <w:r>
+        <w:rPr>
+          <w:rFonts w:hint="eastAsia"/>
+          <w:szCs w:val="28"/>
+        </w:rPr>
+        <w:t>」三個短句連續出現，層層推動，將秋天的冷</w:t>
+      </w:r>
+      <w:proofErr w:type="gramStart"/>
+      <w:r>
+        <w:rPr>
+          <w:rFonts w:hint="eastAsia"/>
+          <w:szCs w:val="28"/>
+        </w:rPr>
+        <w:t>冽</w:t>
+      </w:r>
+      <w:proofErr w:type="gramEnd"/>
+      <w:r>
+        <w:rPr>
+          <w:rFonts w:hint="eastAsia"/>
+          <w:szCs w:val="28"/>
+        </w:rPr>
+        <w:t>氣氛渲染到最高點。</w:t>
       </w:r>
     </w:p>
     <w:p>
@@ -2970,39 +2359,20 @@
           <w:ilvl w:val="0"/>
           <w:numId w:val="3"/>
         </w:numPr>
-        <w:spacing w:after="0" w:line="420" w:lineRule="exact"/>
-        <w:ind w:leftChars="0" w:right="0"/>
-        <w:rPr>
-          <w:szCs w:val="28"/>
-        </w:rPr>
-      </w:pPr>
-      <w:r>
-        <w:rPr>
-          <w:rFonts w:hint="eastAsia"/>
-          <w:szCs w:val="28"/>
-        </w:rPr>
-        <w:t>幽美：靜謐優美。【例】此地夜色幽美，令人流連忘返。</w:t>
-      </w:r>
-    </w:p>
-    <w:p>
-      <w:pPr>
-        <w:pStyle w:val="aa"/>
-        <w:numPr>
-          <w:ilvl w:val="0"/>
-          <w:numId w:val="3"/>
-        </w:numPr>
-        <w:spacing w:after="0" w:line="420" w:lineRule="exact"/>
-        <w:ind w:leftChars="0" w:right="0"/>
-        <w:rPr>
-          <w:szCs w:val="28"/>
-        </w:rPr>
-      </w:pPr>
-      <w:r>
-        <w:rPr>
-          <w:rFonts w:hint="eastAsia"/>
-          <w:szCs w:val="28"/>
-        </w:rPr>
-        <w:t>百無聊賴</w:t>
+        <w:spacing w:after="0" w:line="400" w:lineRule="exact"/>
+        <w:ind w:leftChars="0" w:left="284" w:right="0" w:hanging="426"/>
+        <w:jc w:val="both"/>
+        <w:rPr>
+          <w:rFonts w:hint="eastAsia"/>
+          <w:szCs w:val="28"/>
+        </w:rPr>
+      </w:pPr>
+      <w:r>
+        <w:rPr>
+          <w:rFonts w:hint="eastAsia"/>
+          <w:szCs w:val="28"/>
+        </w:rPr>
+        <w:t>淡雅</w:t>
       </w:r>
       <w:r>
         <w:rPr>
@@ -3016,80 +2386,34 @@
           <w:rFonts w:hint="eastAsia"/>
           <w:szCs w:val="28"/>
         </w:rPr>
-        <w:t>非常無聊。指無事可做，或思想感情沒有寄託的狀況。</w:t>
-      </w:r>
-    </w:p>
-    <w:p>
-      <w:pPr>
-        <w:pStyle w:val="aa"/>
-        <w:spacing w:after="0" w:line="420" w:lineRule="exact"/>
-        <w:ind w:leftChars="0" w:right="0" w:firstLine="0"/>
-        <w:rPr>
-          <w:szCs w:val="28"/>
-        </w:rPr>
-      </w:pPr>
-      <w:r>
-        <w:rPr>
-          <w:rFonts w:hint="eastAsia"/>
-          <w:szCs w:val="28"/>
-        </w:rPr>
-        <w:t>【例】她百無聊賴，只好對著小狗說話。</w:t>
-      </w:r>
-    </w:p>
-    <w:p>
-      <w:pPr>
-        <w:pStyle w:val="aa"/>
-        <w:numPr>
-          <w:ilvl w:val="0"/>
-          <w:numId w:val="3"/>
-        </w:numPr>
-        <w:spacing w:after="0" w:line="420" w:lineRule="exact"/>
-        <w:ind w:leftChars="0" w:right="0"/>
-        <w:rPr>
-          <w:szCs w:val="28"/>
-        </w:rPr>
-      </w:pPr>
-      <w:r>
-        <w:rPr>
-          <w:rFonts w:hint="eastAsia"/>
-          <w:szCs w:val="28"/>
-        </w:rPr>
-        <w:t>形同虛設</w:t>
-      </w:r>
-      <w:r>
-        <w:rPr>
-          <w:rFonts w:hint="eastAsia"/>
-          <w:szCs w:val="28"/>
-        </w:rPr>
-        <w:t>：</w:t>
-      </w:r>
-      <w:r>
-        <w:rPr>
-          <w:rFonts w:hint="eastAsia"/>
-          <w:szCs w:val="28"/>
-        </w:rPr>
-        <w:t>形容事物空有外貌而無實際效用。</w:t>
-      </w:r>
-    </w:p>
-    <w:p>
-      <w:pPr>
-        <w:pStyle w:val="aa"/>
-        <w:spacing w:after="0" w:line="420" w:lineRule="exact"/>
-        <w:ind w:leftChars="0" w:right="0" w:firstLine="0"/>
-        <w:rPr>
-          <w:szCs w:val="28"/>
-        </w:rPr>
-      </w:pPr>
-      <w:r>
-        <w:rPr>
-          <w:rFonts w:hint="eastAsia"/>
-          <w:szCs w:val="28"/>
-        </w:rPr>
-        <w:t>【例】此處經常堆放垃圾，可知這個「請勿放置垃圾」的告示形同虛設。</w:t>
+        <w:t>形容風格清淡、高雅，不濃妝豔抹，卻很有氣質。</w:t>
+      </w:r>
+      <w:r>
+        <w:rPr>
+          <w:rFonts w:hint="eastAsia"/>
+          <w:szCs w:val="28"/>
+        </w:rPr>
+        <w:t>形容李煜這首詞的用字並不艱深，也沒有刻意雕琢的典故，而是用很生活化、很自然的文字，表達出最高級、最深</w:t>
+      </w:r>
+      <w:proofErr w:type="gramStart"/>
+      <w:r>
+        <w:rPr>
+          <w:rFonts w:hint="eastAsia"/>
+          <w:szCs w:val="28"/>
+        </w:rPr>
+        <w:t>沉</w:t>
+      </w:r>
+      <w:proofErr w:type="gramEnd"/>
+      <w:r>
+        <w:rPr>
+          <w:rFonts w:hint="eastAsia"/>
+          <w:szCs w:val="28"/>
+        </w:rPr>
+        <w:t>的藝術美感。</w:t>
       </w:r>
     </w:p>
     <w:sectPr>
-      <w:footerReference w:type="default" r:id="rId16"/>
+      <w:footerReference w:type="default" r:id="rId9"/>
       <w:pgSz w:w="11906" w:h="16838"/>
       <w:pgMar w:top="567" w:right="567" w:bottom="567" w:left="567" w:header="0" w:footer="0" w:gutter="0"/>
       <w:cols w:space="720"/>
@@ -3100,7 +2424,7 @@
 </file>
 
 <file path=word/endnotes.xml><?xml version="1.0" encoding="utf-8"?>
-<w:endnotes xmlns:wpc="http://schemas.microsoft.com/office/word/2010/wordprocessingCanvas" xmlns:cx="http://schemas.microsoft.com/office/drawing/2014/chartex" xmlns:cx1="http://schemas.microsoft.com/office/drawing/2015/9/8/chartex" xmlns:cx2="http://schemas.microsoft.com/office/drawing/2015/10/21/chartex" xmlns:cx3="http://schemas.microsoft.com/office/drawing/2016/5/9/chartex" xmlns:cx4="http://schemas.microsoft.com/office/drawing/2016/5/10/chartex" xmlns:cx5="http://schemas.microsoft.com/office/drawing/2016/5/11/chartex" xmlns:cx6="http://schemas.microsoft.com/office/drawing/2016/5/12/chartex" xmlns:cx7="http://schemas.microsoft.com/office/drawing/2016/5/13/chartex" xmlns:cx8="http://schemas.microsoft.com/office/drawing/2016/5/14/chartex" xmlns:mc="http://schemas.openxmlformats.org/markup-compatibility/2006" xmlns:aink="http://schemas.microsoft.com/office/drawing/2016/ink" xmlns:am3d="http://schemas.microsoft.com/office/drawing/2017/model3d" xmlns:o="urn:schemas-microsoft-com:office:office" xmlns:oel="http://schemas.microsoft.com/office/2019/extlst" xmlns:r="http://schemas.openxmlformats.org/officeDocument/2006/relationships" xmlns:m="http://schemas.openxmlformats.org/officeDocument/2006/math" xmlns:v="urn:schemas-microsoft-com:vml" xmlns:wp14="http://schemas.microsoft.com/office/word/2010/wordprocessingDrawing" xmlns:wp="http://schemas.openxmlformats.org/drawingml/2006/wordprocessingDrawing" xmlns:w10="urn:schemas-microsoft-com:office:word" xmlns:w="http://schemas.openxmlformats.org/wordprocessingml/2006/main" xmlns:w14="http://schemas.microsoft.com/office/word/2010/wordml" xmlns:w15="http://schemas.microsoft.com/office/word/2012/wordml" xmlns:w16cex="http://schemas.microsoft.com/office/word/2018/wordml/cex" xmlns:w16cid="http://schemas.microsoft.com/office/word/2016/wordml/cid" xmlns:w16="http://schemas.microsoft.com/office/word/2018/wordml" xmlns:w16du="http://schemas.microsoft.com/office/word/2023/wordml/word16du" xmlns:w16sdtdh="http://schemas.microsoft.com/office/word/2020/wordml/sdtdatahash" xmlns:w16se="http://schemas.microsoft.com/office/word/2015/wordml/symex" xmlns:wpg="http://schemas.microsoft.com/office/word/2010/wordprocessingGroup" xmlns:wpi="http://schemas.microsoft.com/office/word/2010/wordprocessingInk" xmlns:wne="http://schemas.microsoft.com/office/word/2006/wordml" xmlns:wps="http://schemas.microsoft.com/office/word/2010/wordprocessingShape" mc:Ignorable="w14 w15 w16se w16cid w16 w16cex w16sdtdh wp14">
+<w:endnotes xmlns:wpc="http://schemas.microsoft.com/office/word/2010/wordprocessingCanvas" xmlns:cx="http://schemas.microsoft.com/office/drawing/2014/chartex" xmlns:cx1="http://schemas.microsoft.com/office/drawing/2015/9/8/chartex" xmlns:cx2="http://schemas.microsoft.com/office/drawing/2015/10/21/chartex" xmlns:cx3="http://schemas.microsoft.com/office/drawing/2016/5/9/chartex" xmlns:cx4="http://schemas.microsoft.com/office/drawing/2016/5/10/chartex" xmlns:cx5="http://schemas.microsoft.com/office/drawing/2016/5/11/chartex" xmlns:cx6="http://schemas.microsoft.com/office/drawing/2016/5/12/chartex" xmlns:cx7="http://schemas.microsoft.com/office/drawing/2016/5/13/chartex" xmlns:cx8="http://schemas.microsoft.com/office/drawing/2016/5/14/chartex" xmlns:mc="http://schemas.openxmlformats.org/markup-compatibility/2006" xmlns:aink="http://schemas.microsoft.com/office/drawing/2016/ink" xmlns:am3d="http://schemas.microsoft.com/office/drawing/2017/model3d" xmlns:o="urn:schemas-microsoft-com:office:office" xmlns:r="http://schemas.openxmlformats.org/officeDocument/2006/relationships" xmlns:m="http://schemas.openxmlformats.org/officeDocument/2006/math" xmlns:v="urn:schemas-microsoft-com:vml" xmlns:wp14="http://schemas.microsoft.com/office/word/2010/wordprocessingDrawing" xmlns:wp="http://schemas.openxmlformats.org/drawingml/2006/wordprocessingDrawing" xmlns:w10="urn:schemas-microsoft-com:office:word" xmlns:w="http://schemas.openxmlformats.org/wordprocessingml/2006/main" xmlns:w14="http://schemas.microsoft.com/office/word/2010/wordml" xmlns:w15="http://schemas.microsoft.com/office/word/2012/wordml" xmlns:w16cex="http://schemas.microsoft.com/office/word/2018/wordml/cex" xmlns:w16cid="http://schemas.microsoft.com/office/word/2016/wordml/cid" xmlns:w16="http://schemas.microsoft.com/office/word/2018/wordml" xmlns:w16sdtdh="http://schemas.microsoft.com/office/word/2020/wordml/sdtdatahash" xmlns:w16se="http://schemas.microsoft.com/office/word/2015/wordml/symex" xmlns:wpg="http://schemas.microsoft.com/office/word/2010/wordprocessingGroup" xmlns:wpi="http://schemas.microsoft.com/office/word/2010/wordprocessingInk" xmlns:wne="http://schemas.microsoft.com/office/word/2006/wordml" xmlns:wps="http://schemas.microsoft.com/office/word/2010/wordprocessingShape" mc:Ignorable="w14 w15 w16se w16cid w16 w16cex w16sdtdh wp14">
   <w:endnote w:type="separator" w:id="-1">
     <w:p>
       <w:pPr>
@@ -3125,7 +2449,7 @@
 </file>
 
 <file path=word/footer1.xml><?xml version="1.0" encoding="utf-8"?>
-<w:ftr xmlns:wpc="http://schemas.microsoft.com/office/word/2010/wordprocessingCanvas" xmlns:cx="http://schemas.microsoft.com/office/drawing/2014/chartex" xmlns:cx1="http://schemas.microsoft.com/office/drawing/2015/9/8/chartex" xmlns:cx2="http://schemas.microsoft.com/office/drawing/2015/10/21/chartex" xmlns:cx3="http://schemas.microsoft.com/office/drawing/2016/5/9/chartex" xmlns:cx4="http://schemas.microsoft.com/office/drawing/2016/5/10/chartex" xmlns:cx5="http://schemas.microsoft.com/office/drawing/2016/5/11/chartex" xmlns:cx6="http://schemas.microsoft.com/office/drawing/2016/5/12/chartex" xmlns:cx7="http://schemas.microsoft.com/office/drawing/2016/5/13/chartex" xmlns:cx8="http://schemas.microsoft.com/office/drawing/2016/5/14/chartex" xmlns:mc="http://schemas.openxmlformats.org/markup-compatibility/2006" xmlns:aink="http://schemas.microsoft.com/office/drawing/2016/ink" xmlns:am3d="http://schemas.microsoft.com/office/drawing/2017/model3d" xmlns:o="urn:schemas-microsoft-com:office:office" xmlns:oel="http://schemas.microsoft.com/office/2019/extlst" xmlns:r="http://schemas.openxmlformats.org/officeDocument/2006/relationships" xmlns:m="http://schemas.openxmlformats.org/officeDocument/2006/math" xmlns:v="urn:schemas-microsoft-com:vml" xmlns:wp14="http://schemas.microsoft.com/office/word/2010/wordprocessingDrawing" xmlns:wp="http://schemas.openxmlformats.org/drawingml/2006/wordprocessingDrawing" xmlns:w10="urn:schemas-microsoft-com:office:word" xmlns:w="http://schemas.openxmlformats.org/wordprocessingml/2006/main" xmlns:w14="http://schemas.microsoft.com/office/word/2010/wordml" xmlns:w15="http://schemas.microsoft.com/office/word/2012/wordml" xmlns:w16cex="http://schemas.microsoft.com/office/word/2018/wordml/cex" xmlns:w16cid="http://schemas.microsoft.com/office/word/2016/wordml/cid" xmlns:w16="http://schemas.microsoft.com/office/word/2018/wordml" xmlns:w16du="http://schemas.microsoft.com/office/word/2023/wordml/word16du" xmlns:w16sdtdh="http://schemas.microsoft.com/office/word/2020/wordml/sdtdatahash" xmlns:w16se="http://schemas.microsoft.com/office/word/2015/wordml/symex" xmlns:wpg="http://schemas.microsoft.com/office/word/2010/wordprocessingGroup" xmlns:wpi="http://schemas.microsoft.com/office/word/2010/wordprocessingInk" xmlns:wne="http://schemas.microsoft.com/office/word/2006/wordml" xmlns:wps="http://schemas.microsoft.com/office/word/2010/wordprocessingShape" mc:Ignorable="w14 w15 w16se w16cid w16 w16cex w16sdtdh wp14">
+<w:ftr xmlns:wpc="http://schemas.microsoft.com/office/word/2010/wordprocessingCanvas" xmlns:cx="http://schemas.microsoft.com/office/drawing/2014/chartex" xmlns:cx1="http://schemas.microsoft.com/office/drawing/2015/9/8/chartex" xmlns:cx2="http://schemas.microsoft.com/office/drawing/2015/10/21/chartex" xmlns:cx3="http://schemas.microsoft.com/office/drawing/2016/5/9/chartex" xmlns:cx4="http://schemas.microsoft.com/office/drawing/2016/5/10/chartex" xmlns:cx5="http://schemas.microsoft.com/office/drawing/2016/5/11/chartex" xmlns:cx6="http://schemas.microsoft.com/office/drawing/2016/5/12/chartex" xmlns:cx7="http://schemas.microsoft.com/office/drawing/2016/5/13/chartex" xmlns:cx8="http://schemas.microsoft.com/office/drawing/2016/5/14/chartex" xmlns:mc="http://schemas.openxmlformats.org/markup-compatibility/2006" xmlns:aink="http://schemas.microsoft.com/office/drawing/2016/ink" xmlns:am3d="http://schemas.microsoft.com/office/drawing/2017/model3d" xmlns:o="urn:schemas-microsoft-com:office:office" xmlns:r="http://schemas.openxmlformats.org/officeDocument/2006/relationships" xmlns:m="http://schemas.openxmlformats.org/officeDocument/2006/math" xmlns:v="urn:schemas-microsoft-com:vml" xmlns:wp14="http://schemas.microsoft.com/office/word/2010/wordprocessingDrawing" xmlns:wp="http://schemas.openxmlformats.org/drawingml/2006/wordprocessingDrawing" xmlns:w10="urn:schemas-microsoft-com:office:word" xmlns:w="http://schemas.openxmlformats.org/wordprocessingml/2006/main" xmlns:w14="http://schemas.microsoft.com/office/word/2010/wordml" xmlns:w15="http://schemas.microsoft.com/office/word/2012/wordml" xmlns:w16cex="http://schemas.microsoft.com/office/word/2018/wordml/cex" xmlns:w16cid="http://schemas.microsoft.com/office/word/2016/wordml/cid" xmlns:w16="http://schemas.microsoft.com/office/word/2018/wordml" xmlns:w16sdtdh="http://schemas.microsoft.com/office/word/2020/wordml/sdtdatahash" xmlns:w16se="http://schemas.microsoft.com/office/word/2015/wordml/symex" xmlns:wpg="http://schemas.microsoft.com/office/word/2010/wordprocessingGroup" xmlns:wpi="http://schemas.microsoft.com/office/word/2010/wordprocessingInk" xmlns:wne="http://schemas.microsoft.com/office/word/2006/wordml" xmlns:wps="http://schemas.microsoft.com/office/word/2010/wordprocessingShape" mc:Ignorable="w14 w15 w16se w16cid w16 w16cex w16sdtdh wp14">
   <w:sdt>
     <w:sdtPr>
       <w:id w:val="1495451635"/>
@@ -3134,10 +2458,12 @@
         <w:docPartUnique/>
       </w:docPartObj>
     </w:sdtPr>
+    <w:sdtEndPr/>
     <w:sdtContent>
       <w:p>
         <w:pPr>
           <w:pStyle w:val="a6"/>
+          <w:ind w:right="-1"/>
           <w:jc w:val="right"/>
         </w:pPr>
         <w:r>
@@ -3176,7 +2502,7 @@
 </file>
 
 <file path=word/footnotes.xml><?xml version="1.0" encoding="utf-8"?>
-<w:footnotes xmlns:wpc="http://schemas.microsoft.com/office/word/2010/wordprocessingCanvas" xmlns:cx="http://schemas.microsoft.com/office/drawing/2014/chartex" xmlns:cx1="http://schemas.microsoft.com/office/drawing/2015/9/8/chartex" xmlns:cx2="http://schemas.microsoft.com/office/drawing/2015/10/21/chartex" xmlns:cx3="http://schemas.microsoft.com/office/drawing/2016/5/9/chartex" xmlns:cx4="http://schemas.microsoft.com/office/drawing/2016/5/10/chartex" xmlns:cx5="http://schemas.microsoft.com/office/drawing/2016/5/11/chartex" xmlns:cx6="http://schemas.microsoft.com/office/drawing/2016/5/12/chartex" xmlns:cx7="http://schemas.microsoft.com/office/drawing/2016/5/13/chartex" xmlns:cx8="http://schemas.microsoft.com/office/drawing/2016/5/14/chartex" xmlns:mc="http://schemas.openxmlformats.org/markup-compatibility/2006" xmlns:aink="http://schemas.microsoft.com/office/drawing/2016/ink" xmlns:am3d="http://schemas.microsoft.com/office/drawing/2017/model3d" xmlns:o="urn:schemas-microsoft-com:office:office" xmlns:oel="http://schemas.microsoft.com/office/2019/extlst" xmlns:r="http://schemas.openxmlformats.org/officeDocument/2006/relationships" xmlns:m="http://schemas.openxmlformats.org/officeDocument/2006/math" xmlns:v="urn:schemas-microsoft-com:vml" xmlns:wp14="http://schemas.microsoft.com/office/word/2010/wordprocessingDrawing" xmlns:wp="http://schemas.openxmlformats.org/drawingml/2006/wordprocessingDrawing" xmlns:w10="urn:schemas-microsoft-com:office:word" xmlns:w="http://schemas.openxmlformats.org/wordprocessingml/2006/main" xmlns:w14="http://schemas.microsoft.com/office/word/2010/wordml" xmlns:w15="http://schemas.microsoft.com/office/word/2012/wordml" xmlns:w16cex="http://schemas.microsoft.com/office/word/2018/wordml/cex" xmlns:w16cid="http://schemas.microsoft.com/office/word/2016/wordml/cid" xmlns:w16="http://schemas.microsoft.com/office/word/2018/wordml" xmlns:w16du="http://schemas.microsoft.com/office/word/2023/wordml/word16du" xmlns:w16sdtdh="http://schemas.microsoft.com/office/word/2020/wordml/sdtdatahash" xmlns:w16se="http://schemas.microsoft.com/office/word/2015/wordml/symex" xmlns:wpg="http://schemas.microsoft.com/office/word/2010/wordprocessingGroup" xmlns:wpi="http://schemas.microsoft.com/office/word/2010/wordprocessingInk" xmlns:wne="http://schemas.microsoft.com/office/word/2006/wordml" xmlns:wps="http://schemas.microsoft.com/office/word/2010/wordprocessingShape" mc:Ignorable="w14 w15 w16se w16cid w16 w16cex w16sdtdh wp14">
+<w:footnotes xmlns:wpc="http://schemas.microsoft.com/office/word/2010/wordprocessingCanvas" xmlns:cx="http://schemas.microsoft.com/office/drawing/2014/chartex" xmlns:cx1="http://schemas.microsoft.com/office/drawing/2015/9/8/chartex" xmlns:cx2="http://schemas.microsoft.com/office/drawing/2015/10/21/chartex" xmlns:cx3="http://schemas.microsoft.com/office/drawing/2016/5/9/chartex" xmlns:cx4="http://schemas.microsoft.com/office/drawing/2016/5/10/chartex" xmlns:cx5="http://schemas.microsoft.com/office/drawing/2016/5/11/chartex" xmlns:cx6="http://schemas.microsoft.com/office/drawing/2016/5/12/chartex" xmlns:cx7="http://schemas.microsoft.com/office/drawing/2016/5/13/chartex" xmlns:cx8="http://schemas.microsoft.com/office/drawing/2016/5/14/chartex" xmlns:mc="http://schemas.openxmlformats.org/markup-compatibility/2006" xmlns:aink="http://schemas.microsoft.com/office/drawing/2016/ink" xmlns:am3d="http://schemas.microsoft.com/office/drawing/2017/model3d" xmlns:o="urn:schemas-microsoft-com:office:office" xmlns:r="http://schemas.openxmlformats.org/officeDocument/2006/relationships" xmlns:m="http://schemas.openxmlformats.org/officeDocument/2006/math" xmlns:v="urn:schemas-microsoft-com:vml" xmlns:wp14="http://schemas.microsoft.com/office/word/2010/wordprocessingDrawing" xmlns:wp="http://schemas.openxmlformats.org/drawingml/2006/wordprocessingDrawing" xmlns:w10="urn:schemas-microsoft-com:office:word" xmlns:w="http://schemas.openxmlformats.org/wordprocessingml/2006/main" xmlns:w14="http://schemas.microsoft.com/office/word/2010/wordml" xmlns:w15="http://schemas.microsoft.com/office/word/2012/wordml" xmlns:w16cex="http://schemas.microsoft.com/office/word/2018/wordml/cex" xmlns:w16cid="http://schemas.microsoft.com/office/word/2016/wordml/cid" xmlns:w16="http://schemas.microsoft.com/office/word/2018/wordml" xmlns:w16sdtdh="http://schemas.microsoft.com/office/word/2020/wordml/sdtdatahash" xmlns:w16se="http://schemas.microsoft.com/office/word/2015/wordml/symex" xmlns:wpg="http://schemas.microsoft.com/office/word/2010/wordprocessingGroup" xmlns:wpi="http://schemas.microsoft.com/office/word/2010/wordprocessingInk" xmlns:wne="http://schemas.microsoft.com/office/word/2006/wordml" xmlns:wps="http://schemas.microsoft.com/office/word/2010/wordprocessingShape" mc:Ignorable="w14 w15 w16se w16cid w16 w16cex w16sdtdh wp14">
   <w:footnote w:type="separator" w:id="-1">
     <w:p>
       <w:pPr>
@@ -3201,7 +2527,7 @@
 </file>
 
 <file path=word/numbering.xml><?xml version="1.0" encoding="utf-8"?>
-<w:numbering xmlns:wpc="http://schemas.microsoft.com/office/word/2010/wordprocessingCanvas" xmlns:cx="http://schemas.microsoft.com/office/drawing/2014/chartex" xmlns:cx1="http://schemas.microsoft.com/office/drawing/2015/9/8/chartex" xmlns:cx2="http://schemas.microsoft.com/office/drawing/2015/10/21/chartex" xmlns:cx3="http://schemas.microsoft.com/office/drawing/2016/5/9/chartex" xmlns:cx4="http://schemas.microsoft.com/office/drawing/2016/5/10/chartex" xmlns:cx5="http://schemas.microsoft.com/office/drawing/2016/5/11/chartex" xmlns:cx6="http://schemas.microsoft.com/office/drawing/2016/5/12/chartex" xmlns:cx7="http://schemas.microsoft.com/office/drawing/2016/5/13/chartex" xmlns:cx8="http://schemas.microsoft.com/office/drawing/2016/5/14/chartex" xmlns:mc="http://schemas.openxmlformats.org/markup-compatibility/2006" xmlns:aink="http://schemas.microsoft.com/office/drawing/2016/ink" xmlns:am3d="http://schemas.microsoft.com/office/drawing/2017/model3d" xmlns:o="urn:schemas-microsoft-com:office:office" xmlns:oel="http://schemas.microsoft.com/office/2019/extlst" xmlns:r="http://schemas.openxmlformats.org/officeDocument/2006/relationships" xmlns:m="http://schemas.openxmlformats.org/officeDocument/2006/math" xmlns:v="urn:schemas-microsoft-com:vml" xmlns:wp14="http://schemas.microsoft.com/office/word/2010/wordprocessingDrawing" xmlns:wp="http://schemas.openxmlformats.org/drawingml/2006/wordprocessingDrawing" xmlns:w10="urn:schemas-microsoft-com:office:word" xmlns:w="http://schemas.openxmlformats.org/wordprocessingml/2006/main" xmlns:w14="http://schemas.microsoft.com/office/word/2010/wordml" xmlns:w15="http://schemas.microsoft.com/office/word/2012/wordml" xmlns:w16cex="http://schemas.microsoft.com/office/word/2018/wordml/cex" xmlns:w16cid="http://schemas.microsoft.com/office/word/2016/wordml/cid" xmlns:w16="http://schemas.microsoft.com/office/word/2018/wordml" xmlns:w16du="http://schemas.microsoft.com/office/word/2023/wordml/word16du" xmlns:w16sdtdh="http://schemas.microsoft.com/office/word/2020/wordml/sdtdatahash" xmlns:w16se="http://schemas.microsoft.com/office/word/2015/wordml/symex" xmlns:wpg="http://schemas.microsoft.com/office/word/2010/wordprocessingGroup" xmlns:wpi="http://schemas.microsoft.com/office/word/2010/wordprocessingInk" xmlns:wne="http://schemas.microsoft.com/office/word/2006/wordml" xmlns:wps="http://schemas.microsoft.com/office/word/2010/wordprocessingShape" mc:Ignorable="w14 w15 w16se w16cid w16 w16cex w16sdtdh wp14">
+<w:numbering xmlns:wpc="http://schemas.microsoft.com/office/word/2010/wordprocessingCanvas" xmlns:cx="http://schemas.microsoft.com/office/drawing/2014/chartex" xmlns:cx1="http://schemas.microsoft.com/office/drawing/2015/9/8/chartex" xmlns:cx2="http://schemas.microsoft.com/office/drawing/2015/10/21/chartex" xmlns:cx3="http://schemas.microsoft.com/office/drawing/2016/5/9/chartex" xmlns:cx4="http://schemas.microsoft.com/office/drawing/2016/5/10/chartex" xmlns:cx5="http://schemas.microsoft.com/office/drawing/2016/5/11/chartex" xmlns:cx6="http://schemas.microsoft.com/office/drawing/2016/5/12/chartex" xmlns:cx7="http://schemas.microsoft.com/office/drawing/2016/5/13/chartex" xmlns:cx8="http://schemas.microsoft.com/office/drawing/2016/5/14/chartex" xmlns:mc="http://schemas.openxmlformats.org/markup-compatibility/2006" xmlns:aink="http://schemas.microsoft.com/office/drawing/2016/ink" xmlns:am3d="http://schemas.microsoft.com/office/drawing/2017/model3d" xmlns:o="urn:schemas-microsoft-com:office:office" xmlns:r="http://schemas.openxmlformats.org/officeDocument/2006/relationships" xmlns:m="http://schemas.openxmlformats.org/officeDocument/2006/math" xmlns:v="urn:schemas-microsoft-com:vml" xmlns:wp14="http://schemas.microsoft.com/office/word/2010/wordprocessingDrawing" xmlns:wp="http://schemas.openxmlformats.org/drawingml/2006/wordprocessingDrawing" xmlns:w10="urn:schemas-microsoft-com:office:word" xmlns:w="http://schemas.openxmlformats.org/wordprocessingml/2006/main" xmlns:w14="http://schemas.microsoft.com/office/word/2010/wordml" xmlns:w15="http://schemas.microsoft.com/office/word/2012/wordml" xmlns:w16cex="http://schemas.microsoft.com/office/word/2018/wordml/cex" xmlns:w16cid="http://schemas.microsoft.com/office/word/2016/wordml/cid" xmlns:w16="http://schemas.microsoft.com/office/word/2018/wordml" xmlns:w16sdtdh="http://schemas.microsoft.com/office/word/2020/wordml/sdtdatahash" xmlns:w16se="http://schemas.microsoft.com/office/word/2015/wordml/symex" xmlns:wpg="http://schemas.microsoft.com/office/word/2010/wordprocessingGroup" xmlns:wpi="http://schemas.microsoft.com/office/word/2010/wordprocessingInk" xmlns:wne="http://schemas.microsoft.com/office/word/2006/wordml" xmlns:wps="http://schemas.microsoft.com/office/word/2010/wordprocessingShape" mc:Ignorable="w14 w15 w16se w16cid w16 w16cex w16sdtdh wp14">
   <w:abstractNum w:abstractNumId="0" w15:restartNumberingAfterBreak="0">
     <w:nsid w:val="FFFFFF89"/>
     <w:multiLevelType w:val="singleLevel"/>
@@ -3847,25 +3173,25 @@
       </w:rPr>
     </w:lvl>
   </w:abstractNum>
-  <w:num w:numId="1" w16cid:durableId="955525034">
+  <w:num w:numId="1">
     <w:abstractNumId w:val="0"/>
   </w:num>
-  <w:num w:numId="2" w16cid:durableId="903443746">
+  <w:num w:numId="2">
     <w:abstractNumId w:val="1"/>
   </w:num>
-  <w:num w:numId="3" w16cid:durableId="754978620">
+  <w:num w:numId="3">
     <w:abstractNumId w:val="3"/>
   </w:num>
-  <w:num w:numId="4" w16cid:durableId="938417612">
+  <w:num w:numId="4">
     <w:abstractNumId w:val="4"/>
   </w:num>
-  <w:num w:numId="5" w16cid:durableId="824516485">
+  <w:num w:numId="5">
     <w:abstractNumId w:val="6"/>
   </w:num>
-  <w:num w:numId="6" w16cid:durableId="1963882945">
+  <w:num w:numId="6">
     <w:abstractNumId w:val="2"/>
   </w:num>
-  <w:num w:numId="7" w16cid:durableId="1073742072">
+  <w:num w:numId="7">
     <w:abstractNumId w:val="5"/>
   </w:num>
   <w:numIdMacAtCleanup w:val="5"/>
